--- a/GenAI_Day_10.docx
+++ b/GenAI_Day_10.docx
@@ -2,7 +2,14 @@
 <file path=word/document.xml><?xml version="1.0" encoding="utf-8"?>
 <w:document xmlns:wpc="http://schemas.microsoft.com/office/word/2010/wordprocessingCanvas" xmlns:cx="http://schemas.microsoft.com/office/drawing/2014/chartex" xmlns:cx1="http://schemas.microsoft.com/office/drawing/2015/9/8/chartex" xmlns:cx2="http://schemas.microsoft.com/office/drawing/2015/10/21/chartex" xmlns:cx3="http://schemas.microsoft.com/office/drawing/2016/5/9/chartex" xmlns:cx4="http://schemas.microsoft.com/office/drawing/2016/5/10/chartex" xmlns:cx5="http://schemas.microsoft.com/office/drawing/2016/5/11/chartex" xmlns:cx6="http://schemas.microsoft.com/office/drawing/2016/5/12/chartex" xmlns:cx7="http://schemas.microsoft.com/office/drawing/2016/5/13/chartex" xmlns:cx8="http://schemas.microsoft.com/office/drawing/2016/5/14/chartex" xmlns:mc="http://schemas.openxmlformats.org/markup-compatibility/2006" xmlns:aink="http://schemas.microsoft.com/office/drawing/2016/ink" xmlns:am3d="http://schemas.microsoft.com/office/drawing/2017/model3d" xmlns:o="urn:schemas-microsoft-com:office:office" xmlns:oel="http://schemas.microsoft.com/office/2019/extlst" xmlns:r="http://schemas.openxmlformats.org/officeDocument/2006/relationships" xmlns:m="http://schemas.openxmlformats.org/officeDocument/2006/math" xmlns:v="urn:schemas-microsoft-com:vml" xmlns:wp14="http://schemas.microsoft.com/office/word/2010/wordprocessingDrawing" xmlns:wp="http://schemas.openxmlformats.org/drawingml/2006/wordprocessingDrawing" xmlns:w10="urn:schemas-microsoft-com:office:word" xmlns:w="http://schemas.openxmlformats.org/wordprocessingml/2006/main" xmlns:w14="http://schemas.microsoft.com/office/word/2010/wordml" xmlns:w15="http://schemas.microsoft.com/office/word/2012/wordml" xmlns:w16cex="http://schemas.microsoft.com/office/word/2018/wordml/cex" xmlns:w16cid="http://schemas.microsoft.com/office/word/2016/wordml/cid" xmlns:w16="http://schemas.microsoft.com/office/word/2018/wordml" xmlns:w16du="http://schemas.microsoft.com/office/word/2023/wordml/word16du" xmlns:w16sdtdh="http://schemas.microsoft.com/office/word/2020/wordml/sdtdatahash" xmlns:w16sdtfl="http://schemas.microsoft.com/office/word/2024/wordml/sdtformatlock" xmlns:w16se="http://schemas.microsoft.com/office/word/2015/wordml/symex" xmlns:wpg="http://schemas.microsoft.com/office/word/2010/wordprocessingGroup" xmlns:wpi="http://schemas.microsoft.com/office/word/2010/wordprocessingInk" xmlns:wne="http://schemas.microsoft.com/office/word/2006/wordml" xmlns:wps="http://schemas.microsoft.com/office/word/2010/wordprocessingShape" mc:Ignorable="w14 w15 w16se w16cid w16 w16cex w16sdtdh w16sdtfl w16du wp14">
   <w:body>
-    <w:p/>
+    <w:p>
+      <w:pPr>
+        <w:pStyle w:val="Heading1"/>
+      </w:pPr>
+      <w:r>
+        <w:t>GenAI Day 10</w:t>
+      </w:r>
+    </w:p>
     <w:p>
       <w:pPr>
         <w:rPr>
@@ -41,7 +48,7 @@
     <w:p>
       <w:r>
         <w:pict w14:anchorId="61BEC95A">
-          <v:rect id="_x0000_i1857" style="width:0;height:1.5pt" o:hralign="center" o:hrstd="t" o:hr="t" fillcolor="#a0a0a0" stroked="f"/>
+          <v:rect id="_x0000_i1026" style="width:0;height:1.5pt" o:hralign="center" o:hrstd="t" o:hr="t" fillcolor="#a0a0a0" stroked="f"/>
         </w:pict>
       </w:r>
     </w:p>
@@ -61,143 +68,170 @@
       </w:r>
     </w:p>
     <w:p>
-      <w:r>
-        <w:t>Junior engineer thinks:</w:t>
-      </w:r>
-    </w:p>
-    <w:p>
-      <w:r>
-        <w:t>PDF</w:t>
-      </w:r>
-    </w:p>
-    <w:p>
+      <w:pPr>
+        <w:rPr>
+          <w:b/>
+          <w:bCs/>
+        </w:rPr>
+      </w:pPr>
+      <w:r>
+        <w:rPr>
+          <w:b/>
+          <w:bCs/>
+        </w:rPr>
+        <w:t>Senior engineer thinks:</w:t>
+      </w:r>
+    </w:p>
+    <w:p>
+      <w:pPr>
+        <w:ind w:left="2160"/>
+      </w:pPr>
+      <w:r>
+        <w:t>Ingestion</w:t>
+      </w:r>
+    </w:p>
+    <w:p>
+      <w:pPr>
+        <w:ind w:left="2160"/>
+      </w:pPr>
       <w:r>
         <w:t xml:space="preserve"> ↓</w:t>
       </w:r>
     </w:p>
     <w:p>
-      <w:r>
-        <w:t>Embedding</w:t>
-      </w:r>
-    </w:p>
-    <w:p>
+      <w:pPr>
+        <w:ind w:left="2160"/>
+      </w:pPr>
+      <w:r>
+        <w:t>Chunking</w:t>
+      </w:r>
+    </w:p>
+    <w:p>
+      <w:pPr>
+        <w:ind w:left="2160"/>
+      </w:pPr>
       <w:r>
         <w:t xml:space="preserve"> ↓</w:t>
       </w:r>
     </w:p>
     <w:p>
+      <w:pPr>
+        <w:ind w:left="2160"/>
+      </w:pPr>
+      <w:r>
+        <w:t>Embeddings</w:t>
+      </w:r>
+    </w:p>
+    <w:p>
+      <w:pPr>
+        <w:ind w:left="2160"/>
+      </w:pPr>
+      <w:r>
+        <w:t xml:space="preserve"> ↓</w:t>
+      </w:r>
+    </w:p>
+    <w:p>
+      <w:pPr>
+        <w:ind w:left="2160"/>
+      </w:pPr>
       <w:r>
         <w:t>Vector DB</w:t>
       </w:r>
     </w:p>
     <w:p>
+      <w:pPr>
+        <w:ind w:left="2160"/>
+      </w:pPr>
       <w:r>
         <w:t xml:space="preserve"> ↓</w:t>
       </w:r>
     </w:p>
     <w:p>
+      <w:pPr>
+        <w:ind w:left="2160"/>
+      </w:pPr>
+      <w:r>
+        <w:t>Hybrid Retrieval</w:t>
+      </w:r>
+    </w:p>
+    <w:p>
+      <w:pPr>
+        <w:ind w:left="2160"/>
+      </w:pPr>
+      <w:r>
+        <w:t xml:space="preserve"> ↓</w:t>
+      </w:r>
+    </w:p>
+    <w:p>
+      <w:pPr>
+        <w:ind w:left="2160"/>
+      </w:pPr>
+      <w:proofErr w:type="spellStart"/>
+      <w:r>
+        <w:t>Reranker</w:t>
+      </w:r>
+      <w:proofErr w:type="spellEnd"/>
+    </w:p>
+    <w:p>
+      <w:pPr>
+        <w:ind w:left="2160"/>
+      </w:pPr>
+      <w:r>
+        <w:t xml:space="preserve"> ↓</w:t>
+      </w:r>
+    </w:p>
+    <w:p>
+      <w:pPr>
+        <w:ind w:left="2160"/>
+      </w:pPr>
+      <w:r>
+        <w:t>Prompt Builder</w:t>
+      </w:r>
+    </w:p>
+    <w:p>
+      <w:pPr>
+        <w:ind w:left="2160"/>
+      </w:pPr>
+      <w:r>
+        <w:t xml:space="preserve"> ↓</w:t>
+      </w:r>
+    </w:p>
+    <w:p>
+      <w:pPr>
+        <w:ind w:left="2160"/>
+      </w:pPr>
       <w:r>
         <w:t>LLM</w:t>
       </w:r>
     </w:p>
     <w:p>
-      <w:r>
-        <w:t>Senior engineer thinks:</w:t>
-      </w:r>
-    </w:p>
-    <w:p>
-      <w:r>
-        <w:t>Ingestion</w:t>
-      </w:r>
-    </w:p>
-    <w:p>
+      <w:pPr>
+        <w:ind w:left="2160"/>
+      </w:pPr>
       <w:r>
         <w:t xml:space="preserve"> ↓</w:t>
       </w:r>
     </w:p>
     <w:p>
-      <w:r>
-        <w:t>Chunking</w:t>
-      </w:r>
-    </w:p>
-    <w:p>
+      <w:pPr>
+        <w:ind w:left="2160"/>
+      </w:pPr>
+      <w:r>
+        <w:t>Evaluation</w:t>
+      </w:r>
+    </w:p>
+    <w:p>
+      <w:pPr>
+        <w:ind w:left="2160"/>
+      </w:pPr>
       <w:r>
         <w:t xml:space="preserve"> ↓</w:t>
       </w:r>
     </w:p>
     <w:p>
-      <w:r>
-        <w:t>Embeddings</w:t>
-      </w:r>
-    </w:p>
-    <w:p>
-      <w:r>
-        <w:t xml:space="preserve"> ↓</w:t>
-      </w:r>
-    </w:p>
-    <w:p>
-      <w:r>
-        <w:t>Vector DB</w:t>
-      </w:r>
-    </w:p>
-    <w:p>
-      <w:r>
-        <w:t xml:space="preserve"> ↓</w:t>
-      </w:r>
-    </w:p>
-    <w:p>
-      <w:r>
-        <w:t>Hybrid Retrieval</w:t>
-      </w:r>
-    </w:p>
-    <w:p>
-      <w:r>
-        <w:t xml:space="preserve"> ↓</w:t>
-      </w:r>
-    </w:p>
-    <w:p>
-      <w:proofErr w:type="spellStart"/>
-      <w:r>
-        <w:t>Reranker</w:t>
-      </w:r>
-      <w:proofErr w:type="spellEnd"/>
-    </w:p>
-    <w:p>
-      <w:r>
-        <w:t xml:space="preserve"> ↓</w:t>
-      </w:r>
-    </w:p>
-    <w:p>
-      <w:r>
-        <w:t>Prompt Builder</w:t>
-      </w:r>
-    </w:p>
-    <w:p>
-      <w:r>
-        <w:t xml:space="preserve"> ↓</w:t>
-      </w:r>
-    </w:p>
-    <w:p>
-      <w:r>
-        <w:t>LLM</w:t>
-      </w:r>
-    </w:p>
-    <w:p>
-      <w:r>
-        <w:t xml:space="preserve"> ↓</w:t>
-      </w:r>
-    </w:p>
-    <w:p>
-      <w:r>
-        <w:t>Evaluation</w:t>
-      </w:r>
-    </w:p>
-    <w:p>
-      <w:r>
-        <w:t xml:space="preserve"> ↓</w:t>
-      </w:r>
-    </w:p>
-    <w:p>
+      <w:pPr>
+        <w:ind w:left="2160"/>
+      </w:pPr>
       <w:r>
         <w:t>Monitoring</w:t>
       </w:r>
@@ -205,7 +239,7 @@
     <w:p>
       <w:r>
         <w:pict w14:anchorId="6F3F72E9">
-          <v:rect id="_x0000_i1858" style="width:0;height:1.5pt" o:hralign="center" o:hrstd="t" o:hr="t" fillcolor="#a0a0a0" stroked="f"/>
+          <v:rect id="_x0000_i1027" style="width:0;height:1.5pt" o:hralign="center" o:hrstd="t" o:hr="t" fillcolor="#a0a0a0" stroked="f"/>
         </w:pict>
       </w:r>
     </w:p>
@@ -235,29 +269,64 @@
       </w:r>
     </w:p>
     <w:p>
-      <w:r>
+      <w:pPr>
+        <w:rPr>
+          <w:i/>
+          <w:iCs/>
+        </w:rPr>
+      </w:pPr>
+      <w:r>
+        <w:rPr>
+          <w:i/>
+          <w:iCs/>
+        </w:rPr>
         <w:t>Requirements:</w:t>
       </w:r>
     </w:p>
     <w:p>
+      <w:pPr>
+        <w:pStyle w:val="ListParagraph"/>
+        <w:numPr>
+          <w:ilvl w:val="0"/>
+          <w:numId w:val="169"/>
+        </w:numPr>
+      </w:pPr>
       <w:r>
         <w:t>10 million documents</w:t>
       </w:r>
     </w:p>
-    <w:p/>
-    <w:p>
+    <w:p>
+      <w:pPr>
+        <w:pStyle w:val="ListParagraph"/>
+        <w:numPr>
+          <w:ilvl w:val="0"/>
+          <w:numId w:val="169"/>
+        </w:numPr>
+      </w:pPr>
       <w:r>
         <w:t>100,000 users</w:t>
       </w:r>
     </w:p>
-    <w:p/>
-    <w:p>
+    <w:p>
+      <w:pPr>
+        <w:pStyle w:val="ListParagraph"/>
+        <w:numPr>
+          <w:ilvl w:val="0"/>
+          <w:numId w:val="169"/>
+        </w:numPr>
+      </w:pPr>
       <w:r>
         <w:t>Policies updated daily</w:t>
       </w:r>
     </w:p>
-    <w:p/>
-    <w:p>
+    <w:p>
+      <w:pPr>
+        <w:pStyle w:val="ListParagraph"/>
+        <w:numPr>
+          <w:ilvl w:val="0"/>
+          <w:numId w:val="169"/>
+        </w:numPr>
+      </w:pPr>
       <w:r>
         <w:t>Multi-country support</w:t>
       </w:r>
@@ -265,7 +334,7 @@
     <w:p>
       <w:r>
         <w:pict w14:anchorId="70284017">
-          <v:rect id="_x0000_i1859" style="width:0;height:1.5pt" o:hralign="center" o:hrstd="t" o:hr="t" fillcolor="#a0a0a0" stroked="f"/>
+          <v:rect id="_x0000_i1028" style="width:0;height:1.5pt" o:hralign="center" o:hrstd="t" o:hr="t" fillcolor="#a0a0a0" stroked="f"/>
         </w:pict>
       </w:r>
     </w:p>
@@ -285,96 +354,192 @@
       </w:r>
     </w:p>
     <w:p>
-      <w:r>
+      <w:pPr>
+        <w:rPr>
+          <w:i/>
+          <w:iCs/>
+        </w:rPr>
+      </w:pPr>
+      <w:r>
+        <w:rPr>
+          <w:i/>
+          <w:iCs/>
+        </w:rPr>
         <w:t>Documents arrive from:</w:t>
       </w:r>
     </w:p>
     <w:p>
+      <w:pPr>
+        <w:pStyle w:val="ListParagraph"/>
+        <w:numPr>
+          <w:ilvl w:val="0"/>
+          <w:numId w:val="170"/>
+        </w:numPr>
+      </w:pPr>
       <w:r>
         <w:t>PDFs</w:t>
       </w:r>
     </w:p>
     <w:p>
+      <w:pPr>
+        <w:pStyle w:val="ListParagraph"/>
+        <w:numPr>
+          <w:ilvl w:val="0"/>
+          <w:numId w:val="170"/>
+        </w:numPr>
+      </w:pPr>
       <w:r>
         <w:t>Word Documents</w:t>
       </w:r>
     </w:p>
     <w:p>
-      <w:r>
+      <w:pPr>
+        <w:pStyle w:val="ListParagraph"/>
+        <w:numPr>
+          <w:ilvl w:val="0"/>
+          <w:numId w:val="170"/>
+        </w:numPr>
+      </w:pPr>
+      <w:r>
+        <w:lastRenderedPageBreak/>
         <w:t>Confluence</w:t>
       </w:r>
     </w:p>
     <w:p>
+      <w:pPr>
+        <w:pStyle w:val="ListParagraph"/>
+        <w:numPr>
+          <w:ilvl w:val="0"/>
+          <w:numId w:val="170"/>
+        </w:numPr>
+      </w:pPr>
       <w:r>
         <w:t>SharePoint</w:t>
       </w:r>
     </w:p>
     <w:p>
+      <w:pPr>
+        <w:pStyle w:val="ListParagraph"/>
+        <w:numPr>
+          <w:ilvl w:val="0"/>
+          <w:numId w:val="170"/>
+        </w:numPr>
+      </w:pPr>
       <w:r>
         <w:t>Emails</w:t>
       </w:r>
     </w:p>
     <w:p>
+      <w:pPr>
+        <w:pStyle w:val="ListParagraph"/>
+        <w:numPr>
+          <w:ilvl w:val="0"/>
+          <w:numId w:val="170"/>
+        </w:numPr>
+      </w:pPr>
       <w:r>
         <w:t>Databases</w:t>
       </w:r>
     </w:p>
     <w:p>
-      <w:r>
+      <w:pPr>
+        <w:rPr>
+          <w:i/>
+          <w:iCs/>
+        </w:rPr>
+      </w:pPr>
+      <w:r>
+        <w:rPr>
+          <w:i/>
+          <w:iCs/>
+        </w:rPr>
         <w:t>Pipeline:</w:t>
       </w:r>
     </w:p>
     <w:p>
+      <w:pPr>
+        <w:ind w:left="1440"/>
+      </w:pPr>
       <w:r>
         <w:t>Document</w:t>
       </w:r>
     </w:p>
     <w:p>
+      <w:pPr>
+        <w:ind w:left="1440"/>
+      </w:pPr>
       <w:r>
         <w:t xml:space="preserve"> ↓</w:t>
       </w:r>
     </w:p>
     <w:p>
+      <w:pPr>
+        <w:ind w:left="1440"/>
+      </w:pPr>
       <w:r>
         <w:t>Parse</w:t>
       </w:r>
     </w:p>
     <w:p>
+      <w:pPr>
+        <w:ind w:left="1440"/>
+      </w:pPr>
       <w:r>
         <w:t xml:space="preserve"> ↓</w:t>
       </w:r>
     </w:p>
     <w:p>
+      <w:pPr>
+        <w:ind w:left="1440"/>
+      </w:pPr>
       <w:r>
         <w:t>Clean</w:t>
       </w:r>
     </w:p>
     <w:p>
+      <w:pPr>
+        <w:ind w:left="1440"/>
+      </w:pPr>
       <w:r>
         <w:t xml:space="preserve"> ↓</w:t>
       </w:r>
     </w:p>
     <w:p>
+      <w:pPr>
+        <w:ind w:left="1440"/>
+      </w:pPr>
       <w:r>
         <w:t>Chunk</w:t>
       </w:r>
     </w:p>
     <w:p>
+      <w:pPr>
+        <w:ind w:left="1440"/>
+      </w:pPr>
       <w:r>
         <w:t xml:space="preserve"> ↓</w:t>
       </w:r>
     </w:p>
     <w:p>
+      <w:pPr>
+        <w:ind w:left="1440"/>
+      </w:pPr>
       <w:r>
         <w:t>Embed</w:t>
       </w:r>
     </w:p>
     <w:p>
+      <w:pPr>
+        <w:ind w:left="1440"/>
+      </w:pPr>
       <w:r>
         <w:t xml:space="preserve"> ↓</w:t>
       </w:r>
     </w:p>
     <w:p>
+      <w:pPr>
+        <w:ind w:left="1440"/>
+      </w:pPr>
       <w:r>
         <w:t>Store</w:t>
       </w:r>
@@ -382,7 +547,7 @@
     <w:p>
       <w:r>
         <w:pict w14:anchorId="532F9E7A">
-          <v:rect id="_x0000_i1860" style="width:0;height:1.5pt" o:hralign="center" o:hrstd="t" o:hr="t" fillcolor="#a0a0a0" stroked="f"/>
+          <v:rect id="_x0000_i1029" style="width:0;height:1.5pt" o:hralign="center" o:hrstd="t" o:hr="t" fillcolor="#a0a0a0" stroked="f"/>
         </w:pict>
       </w:r>
     </w:p>
@@ -419,7 +584,7 @@
     <w:p>
       <w:r>
         <w:pict w14:anchorId="64DF8C5A">
-          <v:rect id="_x0000_i1861" style="width:0;height:1.5pt" o:hralign="center" o:hrstd="t" o:hr="t" fillcolor="#a0a0a0" stroked="f"/>
+          <v:rect id="_x0000_i1030" style="width:0;height:1.5pt" o:hralign="center" o:hrstd="t" o:hr="t" fillcolor="#a0a0a0" stroked="f"/>
         </w:pict>
       </w:r>
     </w:p>
@@ -475,7 +640,6 @@
     </w:p>
     <w:p>
       <w:r>
-        <w:lastRenderedPageBreak/>
         <w:t>per chunk.</w:t>
       </w:r>
     </w:p>
@@ -492,7 +656,7 @@
     <w:p>
       <w:r>
         <w:pict w14:anchorId="6F185752">
-          <v:rect id="_x0000_i1862" style="width:0;height:1.5pt" o:hralign="center" o:hrstd="t" o:hr="t" fillcolor="#a0a0a0" stroked="f"/>
+          <v:rect id="_x0000_i1031" style="width:0;height:1.5pt" o:hralign="center" o:hrstd="t" o:hr="t" fillcolor="#a0a0a0" stroked="f"/>
         </w:pict>
       </w:r>
     </w:p>
@@ -519,7 +683,7 @@
     <w:p>
       <w:r>
         <w:pict w14:anchorId="13DAE3F2">
-          <v:rect id="_x0000_i1863" style="width:0;height:1.5pt" o:hralign="center" o:hrstd="t" o:hr="t" fillcolor="#a0a0a0" stroked="f"/>
+          <v:rect id="_x0000_i1032" style="width:0;height:1.5pt" o:hralign="center" o:hrstd="t" o:hr="t" fillcolor="#a0a0a0" stroked="f"/>
         </w:pict>
       </w:r>
     </w:p>
@@ -557,6 +721,7 @@
         </w:numPr>
       </w:pPr>
       <w:r>
+        <w:lastRenderedPageBreak/>
         <w:t>Higher noise</w:t>
       </w:r>
     </w:p>
@@ -585,7 +750,7 @@
     <w:p>
       <w:r>
         <w:pict w14:anchorId="4F6777D5">
-          <v:rect id="_x0000_i1864" style="width:0;height:1.5pt" o:hralign="center" o:hrstd="t" o:hr="t" fillcolor="#a0a0a0" stroked="f"/>
+          <v:rect id="_x0000_i1033" style="width:0;height:1.5pt" o:hralign="center" o:hrstd="t" o:hr="t" fillcolor="#a0a0a0" stroked="f"/>
         </w:pict>
       </w:r>
     </w:p>
@@ -672,7 +837,7 @@
     <w:p>
       <w:r>
         <w:pict w14:anchorId="4F6CF3B4">
-          <v:rect id="_x0000_i1865" style="width:0;height:1.5pt" o:hralign="center" o:hrstd="t" o:hr="t" fillcolor="#a0a0a0" stroked="f"/>
+          <v:rect id="_x0000_i1034" style="width:0;height:1.5pt" o:hralign="center" o:hrstd="t" o:hr="t" fillcolor="#a0a0a0" stroked="f"/>
         </w:pict>
       </w:r>
     </w:p>
@@ -681,40 +846,74 @@
         <w:rPr>
           <w:b/>
           <w:bCs/>
+          <w:lang w:val="pt-BR"/>
         </w:rPr>
       </w:pPr>
       <w:r>
         <w:rPr>
           <w:b/>
           <w:bCs/>
+          <w:lang w:val="pt-BR"/>
         </w:rPr>
         <w:t>Component 4: Vector Database</w:t>
       </w:r>
     </w:p>
     <w:p>
-      <w:r>
+      <w:pPr>
+        <w:rPr>
+          <w:lang w:val="pt-BR"/>
+        </w:rPr>
+      </w:pPr>
+      <w:r>
+        <w:rPr>
+          <w:lang w:val="pt-BR"/>
+        </w:rPr>
         <w:t>Stores:</w:t>
       </w:r>
     </w:p>
     <w:p>
-      <w:r>
+      <w:pPr>
+        <w:rPr>
+          <w:lang w:val="pt-BR"/>
+        </w:rPr>
+      </w:pPr>
+      <w:r>
+        <w:rPr>
+          <w:lang w:val="pt-BR"/>
+        </w:rPr>
         <w:t>Embedding</w:t>
       </w:r>
     </w:p>
     <w:p>
-      <w:r>
+      <w:pPr>
+        <w:rPr>
+          <w:lang w:val="pt-BR"/>
+        </w:rPr>
+      </w:pPr>
+      <w:r>
+        <w:rPr>
+          <w:lang w:val="pt-BR"/>
+        </w:rPr>
         <w:t>Metadata</w:t>
       </w:r>
     </w:p>
     <w:p>
-      <w:r>
+      <w:pPr>
+        <w:rPr>
+          <w:lang w:val="pt-BR"/>
+        </w:rPr>
+      </w:pPr>
+      <w:r>
+        <w:rPr>
+          <w:lang w:val="pt-BR"/>
+        </w:rPr>
         <w:t>Document References</w:t>
       </w:r>
     </w:p>
     <w:p>
       <w:r>
         <w:pict w14:anchorId="21CE2B9D">
-          <v:rect id="_x0000_i1866" style="width:0;height:1.5pt" o:hralign="center" o:hrstd="t" o:hr="t" fillcolor="#a0a0a0" stroked="f"/>
+          <v:rect id="_x0000_i1035" style="width:0;height:1.5pt" o:hralign="center" o:hrstd="t" o:hr="t" fillcolor="#a0a0a0" stroked="f"/>
         </w:pict>
       </w:r>
     </w:p>
@@ -777,7 +976,7 @@
     <w:p>
       <w:r>
         <w:pict w14:anchorId="7D6BFD19">
-          <v:rect id="_x0000_i1867" style="width:0;height:1.5pt" o:hralign="center" o:hrstd="t" o:hr="t" fillcolor="#a0a0a0" stroked="f"/>
+          <v:rect id="_x0000_i1036" style="width:0;height:1.5pt" o:hralign="center" o:hrstd="t" o:hr="t" fillcolor="#a0a0a0" stroked="f"/>
         </w:pict>
       </w:r>
     </w:p>
@@ -788,7 +987,6 @@
     </w:p>
     <w:p>
       <w:r>
-        <w:lastRenderedPageBreak/>
         <w:t>Why is metadata important?</w:t>
       </w:r>
     </w:p>
@@ -805,7 +1003,7 @@
     <w:p>
       <w:r>
         <w:pict w14:anchorId="32D9AAD5">
-          <v:rect id="_x0000_i1868" style="width:0;height:1.5pt" o:hralign="center" o:hrstd="t" o:hr="t" fillcolor="#a0a0a0" stroked="f"/>
+          <v:rect id="_x0000_i1037" style="width:0;height:1.5pt" o:hralign="center" o:hrstd="t" o:hr="t" fillcolor="#a0a0a0" stroked="f"/>
         </w:pict>
       </w:r>
     </w:p>
@@ -861,8 +1059,9 @@
     </w:p>
     <w:p>
       <w:r>
+        <w:lastRenderedPageBreak/>
         <w:pict w14:anchorId="637B85DE">
-          <v:rect id="_x0000_i1869" style="width:0;height:1.5pt" o:hralign="center" o:hrstd="t" o:hr="t" fillcolor="#a0a0a0" stroked="f"/>
+          <v:rect id="_x0000_i1038" style="width:0;height:1.5pt" o:hralign="center" o:hrstd="t" o:hr="t" fillcolor="#a0a0a0" stroked="f"/>
         </w:pict>
       </w:r>
     </w:p>
@@ -899,7 +1098,7 @@
     <w:p>
       <w:r>
         <w:pict w14:anchorId="14CB8359">
-          <v:rect id="_x0000_i1870" style="width:0;height:1.5pt" o:hralign="center" o:hrstd="t" o:hr="t" fillcolor="#a0a0a0" stroked="f"/>
+          <v:rect id="_x0000_i1039" style="width:0;height:1.5pt" o:hralign="center" o:hrstd="t" o:hr="t" fillcolor="#a0a0a0" stroked="f"/>
         </w:pict>
       </w:r>
     </w:p>
@@ -951,7 +1150,7 @@
     <w:p>
       <w:r>
         <w:pict w14:anchorId="5E7A9DCF">
-          <v:rect id="_x0000_i1871" style="width:0;height:1.5pt" o:hralign="center" o:hrstd="t" o:hr="t" fillcolor="#a0a0a0" stroked="f"/>
+          <v:rect id="_x0000_i1040" style="width:0;height:1.5pt" o:hralign="center" o:hrstd="t" o:hr="t" fillcolor="#a0a0a0" stroked="f"/>
         </w:pict>
       </w:r>
     </w:p>
@@ -993,7 +1192,7 @@
     <w:p>
       <w:r>
         <w:pict w14:anchorId="2104FC0C">
-          <v:rect id="_x0000_i1872" style="width:0;height:1.5pt" o:hralign="center" o:hrstd="t" o:hr="t" fillcolor="#a0a0a0" stroked="f"/>
+          <v:rect id="_x0000_i1041" style="width:0;height:1.5pt" o:hralign="center" o:hrstd="t" o:hr="t" fillcolor="#a0a0a0" stroked="f"/>
         </w:pict>
       </w:r>
     </w:p>
@@ -1041,7 +1240,6 @@
     </w:p>
     <w:p>
       <w:r>
-        <w:lastRenderedPageBreak/>
         <w:t>Answer only using provided context.</w:t>
       </w:r>
     </w:p>
@@ -1058,7 +1256,7 @@
     <w:p>
       <w:r>
         <w:pict w14:anchorId="574616C6">
-          <v:rect id="_x0000_i1873" style="width:0;height:1.5pt" o:hralign="center" o:hrstd="t" o:hr="t" fillcolor="#a0a0a0" stroked="f"/>
+          <v:rect id="_x0000_i1042" style="width:0;height:1.5pt" o:hralign="center" o:hrstd="t" o:hr="t" fillcolor="#a0a0a0" stroked="f"/>
         </w:pict>
       </w:r>
     </w:p>
@@ -1075,7 +1273,7 @@
     <w:p>
       <w:r>
         <w:pict w14:anchorId="36E48F89">
-          <v:rect id="_x0000_i1874" style="width:0;height:1.5pt" o:hralign="center" o:hrstd="t" o:hr="t" fillcolor="#a0a0a0" stroked="f"/>
+          <v:rect id="_x0000_i1043" style="width:0;height:1.5pt" o:hralign="center" o:hrstd="t" o:hr="t" fillcolor="#a0a0a0" stroked="f"/>
         </w:pict>
       </w:r>
     </w:p>
@@ -1134,13 +1332,14 @@
         </w:numPr>
       </w:pPr>
       <w:r>
+        <w:lastRenderedPageBreak/>
         <w:t>Google models</w:t>
       </w:r>
     </w:p>
     <w:p>
       <w:r>
         <w:pict w14:anchorId="796339EE">
-          <v:rect id="_x0000_i1875" style="width:0;height:1.5pt" o:hralign="center" o:hrstd="t" o:hr="t" fillcolor="#a0a0a0" stroked="f"/>
+          <v:rect id="_x0000_i1044" style="width:0;height:1.5pt" o:hralign="center" o:hrstd="t" o:hr="t" fillcolor="#a0a0a0" stroked="f"/>
         </w:pict>
       </w:r>
     </w:p>
@@ -1276,7 +1475,7 @@
     <w:p>
       <w:r>
         <w:pict w14:anchorId="6EB26462">
-          <v:rect id="_x0000_i1876" style="width:0;height:1.5pt" o:hralign="center" o:hrstd="t" o:hr="t" fillcolor="#a0a0a0" stroked="f"/>
+          <v:rect id="_x0000_i1045" style="width:0;height:1.5pt" o:hralign="center" o:hrstd="t" o:hr="t" fillcolor="#a0a0a0" stroked="f"/>
         </w:pict>
       </w:r>
     </w:p>
@@ -1301,26 +1500,61 @@
       </w:r>
     </w:p>
     <w:p>
+      <w:pPr>
+        <w:pStyle w:val="ListParagraph"/>
+        <w:numPr>
+          <w:ilvl w:val="0"/>
+          <w:numId w:val="171"/>
+        </w:numPr>
+      </w:pPr>
       <w:r>
         <w:t>Latency</w:t>
       </w:r>
     </w:p>
     <w:p>
+      <w:pPr>
+        <w:pStyle w:val="ListParagraph"/>
+        <w:numPr>
+          <w:ilvl w:val="0"/>
+          <w:numId w:val="171"/>
+        </w:numPr>
+      </w:pPr>
       <w:r>
         <w:t>Cost</w:t>
       </w:r>
     </w:p>
     <w:p>
+      <w:pPr>
+        <w:pStyle w:val="ListParagraph"/>
+        <w:numPr>
+          <w:ilvl w:val="0"/>
+          <w:numId w:val="171"/>
+        </w:numPr>
+      </w:pPr>
       <w:r>
         <w:t>Errors</w:t>
       </w:r>
     </w:p>
     <w:p>
+      <w:pPr>
+        <w:pStyle w:val="ListParagraph"/>
+        <w:numPr>
+          <w:ilvl w:val="0"/>
+          <w:numId w:val="171"/>
+        </w:numPr>
+      </w:pPr>
       <w:r>
         <w:t>Retrieval Quality</w:t>
       </w:r>
     </w:p>
     <w:p>
+      <w:pPr>
+        <w:pStyle w:val="ListParagraph"/>
+        <w:numPr>
+          <w:ilvl w:val="0"/>
+          <w:numId w:val="171"/>
+        </w:numPr>
+      </w:pPr>
       <w:r>
         <w:t>Hallucination Rate</w:t>
       </w:r>
@@ -1328,7 +1562,7 @@
     <w:p>
       <w:r>
         <w:pict w14:anchorId="4CC1E66E">
-          <v:rect id="_x0000_i1877" style="width:0;height:1.5pt" o:hralign="center" o:hrstd="t" o:hr="t" fillcolor="#a0a0a0" stroked="f"/>
+          <v:rect id="_x0000_i1046" style="width:0;height:1.5pt" o:hralign="center" o:hrstd="t" o:hr="t" fillcolor="#a0a0a0" stroked="f"/>
         </w:pict>
       </w:r>
     </w:p>
@@ -1394,14 +1628,13 @@
     </w:p>
     <w:p>
       <w:r>
-        <w:lastRenderedPageBreak/>
         <w:t>B. No</w:t>
       </w:r>
     </w:p>
     <w:p>
       <w:r>
         <w:pict w14:anchorId="45B1FA47">
-          <v:rect id="_x0000_i1878" style="width:0;height:1.5pt" o:hralign="center" o:hrstd="t" o:hr="t" fillcolor="#a0a0a0" stroked="f"/>
+          <v:rect id="_x0000_i1047" style="width:0;height:1.5pt" o:hralign="center" o:hrstd="t" o:hr="t" fillcolor="#a0a0a0" stroked="f"/>
         </w:pict>
       </w:r>
     </w:p>
@@ -1433,7 +1666,7 @@
     <w:p>
       <w:r>
         <w:pict w14:anchorId="57DB5A58">
-          <v:rect id="_x0000_i1879" style="width:0;height:1.5pt" o:hralign="center" o:hrstd="t" o:hr="t" fillcolor="#a0a0a0" stroked="f"/>
+          <v:rect id="_x0000_i1048" style="width:0;height:1.5pt" o:hralign="center" o:hrstd="t" o:hr="t" fillcolor="#a0a0a0" stroked="f"/>
         </w:pict>
       </w:r>
     </w:p>
@@ -1490,8 +1723,9 @@
     </w:p>
     <w:p>
       <w:r>
+        <w:lastRenderedPageBreak/>
         <w:pict w14:anchorId="66B9C7A0">
-          <v:rect id="_x0000_i1880" style="width:0;height:1.5pt" o:hralign="center" o:hrstd="t" o:hr="t" fillcolor="#a0a0a0" stroked="f"/>
+          <v:rect id="_x0000_i1049" style="width:0;height:1.5pt" o:hralign="center" o:hrstd="t" o:hr="t" fillcolor="#a0a0a0" stroked="f"/>
         </w:pict>
       </w:r>
     </w:p>
@@ -1593,7 +1827,7 @@
     <w:p>
       <w:r>
         <w:pict w14:anchorId="002C203E">
-          <v:rect id="_x0000_i1881" style="width:0;height:1.5pt" o:hralign="center" o:hrstd="t" o:hr="t" fillcolor="#a0a0a0" stroked="f"/>
+          <v:rect id="_x0000_i1050" style="width:0;height:1.5pt" o:hralign="center" o:hrstd="t" o:hr="t" fillcolor="#a0a0a0" stroked="f"/>
         </w:pict>
       </w:r>
     </w:p>
@@ -1618,16 +1852,37 @@
       </w:r>
     </w:p>
     <w:p>
+      <w:pPr>
+        <w:pStyle w:val="ListParagraph"/>
+        <w:numPr>
+          <w:ilvl w:val="0"/>
+          <w:numId w:val="172"/>
+        </w:numPr>
+      </w:pPr>
       <w:r>
         <w:t>country</w:t>
       </w:r>
     </w:p>
     <w:p>
+      <w:pPr>
+        <w:pStyle w:val="ListParagraph"/>
+        <w:numPr>
+          <w:ilvl w:val="0"/>
+          <w:numId w:val="172"/>
+        </w:numPr>
+      </w:pPr>
       <w:r>
         <w:t>department</w:t>
       </w:r>
     </w:p>
     <w:p>
+      <w:pPr>
+        <w:pStyle w:val="ListParagraph"/>
+        <w:numPr>
+          <w:ilvl w:val="0"/>
+          <w:numId w:val="172"/>
+        </w:numPr>
+      </w:pPr>
       <w:proofErr w:type="spellStart"/>
       <w:r>
         <w:t>document_type</w:t>
@@ -1635,11 +1890,25 @@
       <w:proofErr w:type="spellEnd"/>
     </w:p>
     <w:p>
+      <w:pPr>
+        <w:pStyle w:val="ListParagraph"/>
+        <w:numPr>
+          <w:ilvl w:val="0"/>
+          <w:numId w:val="172"/>
+        </w:numPr>
+      </w:pPr>
       <w:r>
         <w:t>version</w:t>
       </w:r>
     </w:p>
     <w:p>
+      <w:pPr>
+        <w:pStyle w:val="ListParagraph"/>
+        <w:numPr>
+          <w:ilvl w:val="0"/>
+          <w:numId w:val="172"/>
+        </w:numPr>
+      </w:pPr>
       <w:proofErr w:type="spellStart"/>
       <w:r>
         <w:t>effective_date</w:t>
@@ -1647,6 +1916,13 @@
       <w:proofErr w:type="spellEnd"/>
     </w:p>
     <w:p>
+      <w:pPr>
+        <w:pStyle w:val="ListParagraph"/>
+        <w:numPr>
+          <w:ilvl w:val="0"/>
+          <w:numId w:val="172"/>
+        </w:numPr>
+      </w:pPr>
       <w:proofErr w:type="spellStart"/>
       <w:r>
         <w:t>tenant_id</w:t>
@@ -1654,6 +1930,13 @@
       <w:proofErr w:type="spellEnd"/>
     </w:p>
     <w:p>
+      <w:pPr>
+        <w:pStyle w:val="ListParagraph"/>
+        <w:numPr>
+          <w:ilvl w:val="0"/>
+          <w:numId w:val="172"/>
+        </w:numPr>
+      </w:pPr>
       <w:proofErr w:type="spellStart"/>
       <w:r>
         <w:t>source_document</w:t>
@@ -1677,7 +1960,6 @@
     </w:p>
     <w:p>
       <w:r>
-        <w:lastRenderedPageBreak/>
         <w:t xml:space="preserve">  "department": "HR",</w:t>
       </w:r>
     </w:p>
@@ -1815,7 +2097,7 @@
     <w:p>
       <w:r>
         <w:pict w14:anchorId="37DD9934">
-          <v:rect id="_x0000_i1882" style="width:0;height:1.5pt" o:hralign="center" o:hrstd="t" o:hr="t" fillcolor="#a0a0a0" stroked="f"/>
+          <v:rect id="_x0000_i1051" style="width:0;height:1.5pt" o:hralign="center" o:hrstd="t" o:hr="t" fillcolor="#a0a0a0" stroked="f"/>
         </w:pict>
       </w:r>
     </w:p>
@@ -1851,6 +2133,7 @@
     </w:p>
     <w:p>
       <w:r>
+        <w:lastRenderedPageBreak/>
         <w:t>I would use Hybrid Search because enterprise queries contain both semantic language and exact identifiers. Dense retrieval handles natural-language questions, while BM25 handles exact matches such as error codes, policy IDs, employee IDs, and product codes.</w:t>
       </w:r>
     </w:p>
@@ -1882,7 +2165,7 @@
     <w:p>
       <w:r>
         <w:pict w14:anchorId="4B4B3FF3">
-          <v:rect id="_x0000_i1883" style="width:0;height:1.5pt" o:hralign="center" o:hrstd="t" o:hr="t" fillcolor="#a0a0a0" stroked="f"/>
+          <v:rect id="_x0000_i1052" style="width:0;height:1.5pt" o:hralign="center" o:hrstd="t" o:hr="t" fillcolor="#a0a0a0" stroked="f"/>
         </w:pict>
       </w:r>
     </w:p>
@@ -1909,7 +2192,7 @@
     <w:p>
       <w:r>
         <w:pict w14:anchorId="20E13043">
-          <v:rect id="_x0000_i1884" style="width:0;height:1.5pt" o:hralign="center" o:hrstd="t" o:hr="t" fillcolor="#a0a0a0" stroked="f"/>
+          <v:rect id="_x0000_i1053" style="width:0;height:1.5pt" o:hralign="center" o:hrstd="t" o:hr="t" fillcolor="#a0a0a0" stroked="f"/>
         </w:pict>
       </w:r>
     </w:p>
@@ -1945,7 +2228,7 @@
     <w:p>
       <w:r>
         <w:pict w14:anchorId="336DE017">
-          <v:rect id="_x0000_i1885" style="width:0;height:1.5pt" o:hralign="center" o:hrstd="t" o:hr="t" fillcolor="#a0a0a0" stroked="f"/>
+          <v:rect id="_x0000_i1054" style="width:0;height:1.5pt" o:hralign="center" o:hrstd="t" o:hr="t" fillcolor="#a0a0a0" stroked="f"/>
         </w:pict>
       </w:r>
     </w:p>
@@ -1988,7 +2271,7 @@
     <w:p>
       <w:r>
         <w:pict w14:anchorId="193AA800">
-          <v:rect id="_x0000_i1886" style="width:0;height:1.5pt" o:hralign="center" o:hrstd="t" o:hr="t" fillcolor="#a0a0a0" stroked="f"/>
+          <v:rect id="_x0000_i1055" style="width:0;height:1.5pt" o:hralign="center" o:hrstd="t" o:hr="t" fillcolor="#a0a0a0" stroked="f"/>
         </w:pict>
       </w:r>
     </w:p>
@@ -2035,7 +2318,7 @@
     <w:p>
       <w:r>
         <w:pict w14:anchorId="7A4BD313">
-          <v:rect id="_x0000_i1887" style="width:0;height:1.5pt" o:hralign="center" o:hrstd="t" o:hr="t" fillcolor="#a0a0a0" stroked="f"/>
+          <v:rect id="_x0000_i1056" style="width:0;height:1.5pt" o:hralign="center" o:hrstd="t" o:hr="t" fillcolor="#a0a0a0" stroked="f"/>
         </w:pict>
       </w:r>
     </w:p>
@@ -2073,9 +2356,8 @@
     </w:p>
     <w:p>
       <w:r>
-        <w:lastRenderedPageBreak/>
         <w:pict w14:anchorId="49ED8041">
-          <v:rect id="_x0000_i1888" style="width:0;height:1.5pt" o:hralign="center" o:hrstd="t" o:hr="t" fillcolor="#a0a0a0" stroked="f"/>
+          <v:rect id="_x0000_i1057" style="width:0;height:1.5pt" o:hralign="center" o:hrstd="t" o:hr="t" fillcolor="#a0a0a0" stroked="f"/>
         </w:pict>
       </w:r>
     </w:p>
@@ -2154,7 +2436,7 @@
     <w:p>
       <w:r>
         <w:pict w14:anchorId="375E1D4C">
-          <v:rect id="_x0000_i1889" style="width:0;height:1.5pt" o:hralign="center" o:hrstd="t" o:hr="t" fillcolor="#a0a0a0" stroked="f"/>
+          <v:rect id="_x0000_i1058" style="width:0;height:1.5pt" o:hralign="center" o:hrstd="t" o:hr="t" fillcolor="#a0a0a0" stroked="f"/>
         </w:pict>
       </w:r>
     </w:p>
@@ -2193,16 +2475,15 @@
     </w:p>
     <w:p>
       <w:r>
+        <w:lastRenderedPageBreak/>
         <w:t>Shard A = India</w:t>
       </w:r>
     </w:p>
-    <w:p/>
     <w:p>
       <w:r>
         <w:t>Shard B = US</w:t>
       </w:r>
     </w:p>
-    <w:p/>
     <w:p>
       <w:r>
         <w:t>Shard C = UK</w:t>
@@ -2211,7 +2492,7 @@
     <w:p>
       <w:r>
         <w:pict w14:anchorId="3096C4BA">
-          <v:rect id="_x0000_i1890" style="width:0;height:1.5pt" o:hralign="center" o:hrstd="t" o:hr="t" fillcolor="#a0a0a0" stroked="f"/>
+          <v:rect id="_x0000_i1059" style="width:0;height:1.5pt" o:hralign="center" o:hrstd="t" o:hr="t" fillcolor="#a0a0a0" stroked="f"/>
         </w:pict>
       </w:r>
     </w:p>
@@ -2238,7 +2519,7 @@
     <w:p>
       <w:r>
         <w:pict w14:anchorId="2305DE6D">
-          <v:rect id="_x0000_i1891" style="width:0;height:1.5pt" o:hralign="center" o:hrstd="t" o:hr="t" fillcolor="#a0a0a0" stroked="f"/>
+          <v:rect id="_x0000_i1060" style="width:0;height:1.5pt" o:hralign="center" o:hrstd="t" o:hr="t" fillcolor="#a0a0a0" stroked="f"/>
         </w:pict>
       </w:r>
     </w:p>
@@ -2280,7 +2561,7 @@
     <w:p>
       <w:r>
         <w:pict w14:anchorId="3332C0AF">
-          <v:rect id="_x0000_i1892" style="width:0;height:1.5pt" o:hralign="center" o:hrstd="t" o:hr="t" fillcolor="#a0a0a0" stroked="f"/>
+          <v:rect id="_x0000_i1061" style="width:0;height:1.5pt" o:hralign="center" o:hrstd="t" o:hr="t" fillcolor="#a0a0a0" stroked="f"/>
         </w:pict>
       </w:r>
     </w:p>
@@ -2352,7 +2633,7 @@
     <w:p>
       <w:r>
         <w:pict w14:anchorId="3D16BF2F">
-          <v:rect id="_x0000_i1893" style="width:0;height:1.5pt" o:hralign="center" o:hrstd="t" o:hr="t" fillcolor="#a0a0a0" stroked="f"/>
+          <v:rect id="_x0000_i1062" style="width:0;height:1.5pt" o:hralign="center" o:hrstd="t" o:hr="t" fillcolor="#a0a0a0" stroked="f"/>
         </w:pict>
       </w:r>
     </w:p>
@@ -2393,7 +2674,6 @@
     </w:p>
     <w:p>
       <w:r>
-        <w:lastRenderedPageBreak/>
         <w:t>What production optimization would help the most?</w:t>
       </w:r>
     </w:p>
@@ -2410,7 +2690,7 @@
     <w:p>
       <w:r>
         <w:pict w14:anchorId="2CB13E19">
-          <v:rect id="_x0000_i1894" style="width:0;height:1.5pt" o:hralign="center" o:hrstd="t" o:hr="t" fillcolor="#a0a0a0" stroked="f"/>
+          <v:rect id="_x0000_i1063" style="width:0;height:1.5pt" o:hralign="center" o:hrstd="t" o:hr="t" fillcolor="#a0a0a0" stroked="f"/>
         </w:pict>
       </w:r>
     </w:p>
@@ -2506,6 +2786,7 @@
     </w:p>
     <w:p>
       <w:r>
+        <w:lastRenderedPageBreak/>
         <w:t>Give at least 2 reasons.</w:t>
       </w:r>
     </w:p>
@@ -2523,7 +2804,7 @@
     <w:p>
       <w:r>
         <w:pict w14:anchorId="3850EAAD">
-          <v:rect id="_x0000_i1895" style="width:0;height:1.5pt" o:hralign="center" o:hrstd="t" o:hr="t" fillcolor="#a0a0a0" stroked="f"/>
+          <v:rect id="_x0000_i1064" style="width:0;height:1.5pt" o:hralign="center" o:hrstd="t" o:hr="t" fillcolor="#a0a0a0" stroked="f"/>
         </w:pict>
       </w:r>
     </w:p>
@@ -2543,32 +2824,6 @@
       </w:r>
     </w:p>
     <w:p>
-      <w:r>
-        <w:t>Your answer:</w:t>
-      </w:r>
-    </w:p>
-    <w:p>
-      <w:r>
-        <w:t>cache</w:t>
-      </w:r>
-    </w:p>
-    <w:p>
-      <w:r>
-        <w:rPr>
-          <w:rFonts w:ascii="Segoe UI Emoji" w:hAnsi="Segoe UI Emoji" w:cs="Segoe UI Emoji"/>
-        </w:rPr>
-        <w:t>✅</w:t>
-      </w:r>
-      <w:r>
-        <w:t xml:space="preserve"> Correct.</w:t>
-      </w:r>
-    </w:p>
-    <w:p>
-      <w:r>
-        <w:t>More precise:</w:t>
-      </w:r>
-    </w:p>
-    <w:p>
       <w:pPr>
         <w:rPr>
           <w:b/>
@@ -2662,7 +2917,6 @@
     </w:p>
     <w:p>
       <w:r>
-        <w:lastRenderedPageBreak/>
         <w:t>Answer</w:t>
       </w:r>
     </w:p>
@@ -2706,17 +2960,8 @@
     </w:p>
     <w:p>
       <w:r>
-        <w:rPr>
-          <w:b/>
-          <w:bCs/>
-        </w:rPr>
-        <w:t>Score: 10/10</w:t>
-      </w:r>
-    </w:p>
-    <w:p>
-      <w:r>
         <w:pict w14:anchorId="1347BFD9">
-          <v:rect id="_x0000_i1896" style="width:0;height:1.5pt" o:hralign="center" o:hrstd="t" o:hr="t" fillcolor="#a0a0a0" stroked="f"/>
+          <v:rect id="_x0000_i1065" style="width:0;height:1.5pt" o:hralign="center" o:hrstd="t" o:hr="t" fillcolor="#a0a0a0" stroked="f"/>
         </w:pict>
       </w:r>
     </w:p>
@@ -2736,39 +2981,6 @@
       </w:r>
     </w:p>
     <w:p>
-      <w:r>
-        <w:t>Your answer:</w:t>
-      </w:r>
-    </w:p>
-    <w:p>
-      <w:r>
-        <w:t>generator issue</w:t>
-      </w:r>
-    </w:p>
-    <w:p>
-      <w:r>
-        <w:rPr>
-          <w:rFonts w:ascii="Segoe UI Emoji" w:hAnsi="Segoe UI Emoji" w:cs="Segoe UI Emoji"/>
-        </w:rPr>
-        <w:t>⚠️</w:t>
-      </w:r>
-      <w:r>
-        <w:t xml:space="preserve"> Possible, but there are more likely causes.</w:t>
-      </w:r>
-    </w:p>
-    <w:p>
-      <w:r>
-        <w:t>This is where senior engineers think systematically.</w:t>
-      </w:r>
-    </w:p>
-    <w:p>
-      <w:r>
-        <w:pict w14:anchorId="4297A8DF">
-          <v:rect id="_x0000_i1897" style="width:0;height:1.5pt" o:hralign="center" o:hrstd="t" o:hr="t" fillcolor="#a0a0a0" stroked="f"/>
-        </w:pict>
-      </w:r>
-    </w:p>
-    <w:p>
       <w:pPr>
         <w:rPr>
           <w:b/>
@@ -2816,7 +3028,7 @@
     <w:p>
       <w:r>
         <w:pict w14:anchorId="4F363FF6">
-          <v:rect id="_x0000_i1898" style="width:0;height:1.5pt" o:hralign="center" o:hrstd="t" o:hr="t" fillcolor="#a0a0a0" stroked="f"/>
+          <v:rect id="_x0000_i1067" style="width:0;height:1.5pt" o:hralign="center" o:hrstd="t" o:hr="t" fillcolor="#a0a0a0" stroked="f"/>
         </w:pict>
       </w:r>
     </w:p>
@@ -2857,6 +3069,7 @@
     </w:p>
     <w:p>
       <w:r>
+        <w:lastRenderedPageBreak/>
         <w:t>Retriever returns:</w:t>
       </w:r>
     </w:p>
@@ -2893,7 +3106,7 @@
     <w:p>
       <w:r>
         <w:pict w14:anchorId="6F40AF1C">
-          <v:rect id="_x0000_i1899" style="width:0;height:1.5pt" o:hralign="center" o:hrstd="t" o:hr="t" fillcolor="#a0a0a0" stroked="f"/>
+          <v:rect id="_x0000_i1068" style="width:0;height:1.5pt" o:hralign="center" o:hrstd="t" o:hr="t" fillcolor="#a0a0a0" stroked="f"/>
         </w:pict>
       </w:r>
     </w:p>
@@ -2949,7 +3162,6 @@
     </w:p>
     <w:p>
       <w:r>
-        <w:lastRenderedPageBreak/>
         <w:t>But cache still serves:</w:t>
       </w:r>
     </w:p>
@@ -2961,7 +3173,7 @@
     <w:p>
       <w:r>
         <w:pict w14:anchorId="1F8AB0D9">
-          <v:rect id="_x0000_i1900" style="width:0;height:1.5pt" o:hralign="center" o:hrstd="t" o:hr="t" fillcolor="#a0a0a0" stroked="f"/>
+          <v:rect id="_x0000_i1069" style="width:0;height:1.5pt" o:hralign="center" o:hrstd="t" o:hr="t" fillcolor="#a0a0a0" stroked="f"/>
         </w:pict>
       </w:r>
     </w:p>
@@ -3008,7 +3220,7 @@
     <w:p>
       <w:r>
         <w:pict w14:anchorId="26AF290F">
-          <v:rect id="_x0000_i1901" style="width:0;height:1.5pt" o:hralign="center" o:hrstd="t" o:hr="t" fillcolor="#a0a0a0" stroked="f"/>
+          <v:rect id="_x0000_i1070" style="width:0;height:1.5pt" o:hralign="center" o:hrstd="t" o:hr="t" fillcolor="#a0a0a0" stroked="f"/>
         </w:pict>
       </w:r>
     </w:p>
@@ -3065,7 +3277,7 @@
     <w:p>
       <w:r>
         <w:pict w14:anchorId="28C6EF14">
-          <v:rect id="_x0000_i1902" style="width:0;height:1.5pt" o:hralign="center" o:hrstd="t" o:hr="t" fillcolor="#a0a0a0" stroked="f"/>
+          <v:rect id="_x0000_i1071" style="width:0;height:1.5pt" o:hralign="center" o:hrstd="t" o:hr="t" fillcolor="#a0a0a0" stroked="f"/>
         </w:pict>
       </w:r>
     </w:p>
@@ -3116,6 +3328,7 @@
     </w:p>
     <w:p>
       <w:r>
+        <w:lastRenderedPageBreak/>
         <w:t>Generation failure</w:t>
       </w:r>
     </w:p>
@@ -3127,7 +3340,7 @@
     <w:p>
       <w:r>
         <w:pict w14:anchorId="72CEA8CE">
-          <v:rect id="_x0000_i1903" style="width:0;height:1.5pt" o:hralign="center" o:hrstd="t" o:hr="t" fillcolor="#a0a0a0" stroked="f"/>
+          <v:rect id="_x0000_i1072" style="width:0;height:1.5pt" o:hralign="center" o:hrstd="t" o:hr="t" fillcolor="#a0a0a0" stroked="f"/>
         </w:pict>
       </w:r>
     </w:p>
@@ -3230,129 +3443,14 @@
     <w:p>
       <w:r>
         <w:pict w14:anchorId="7D2EDF2B">
-          <v:rect id="_x0000_i1904" style="width:0;height:1.5pt" o:hralign="center" o:hrstd="t" o:hr="t" fillcolor="#a0a0a0" stroked="f"/>
+          <v:rect id="_x0000_i1073" style="width:0;height:1.5pt" o:hralign="center" o:hrstd="t" o:hr="t" fillcolor="#a0a0a0" stroked="f"/>
         </w:pict>
       </w:r>
     </w:p>
     <w:p>
-      <w:pPr>
-        <w:rPr>
-          <w:b/>
-          <w:bCs/>
-        </w:rPr>
-      </w:pPr>
-      <w:r>
-        <w:rPr>
-          <w:b/>
-          <w:bCs/>
-        </w:rPr>
-        <w:t>Your Current Position</w:t>
-      </w:r>
-    </w:p>
-    <w:p>
-      <w:r>
-        <w:t>At this point, you've completed roughly:</w:t>
-      </w:r>
-    </w:p>
-    <w:p>
-      <w:r>
-        <w:lastRenderedPageBreak/>
-        <w:t xml:space="preserve">Foundations           </w:t>
-      </w:r>
-      <w:r>
-        <w:rPr>
-          <w:rFonts w:ascii="Segoe UI Emoji" w:hAnsi="Segoe UI Emoji" w:cs="Segoe UI Emoji"/>
-        </w:rPr>
-        <w:t>✅</w:t>
-      </w:r>
-    </w:p>
-    <w:p>
-      <w:r>
-        <w:t xml:space="preserve">RAG                   </w:t>
-      </w:r>
-      <w:r>
-        <w:rPr>
-          <w:rFonts w:ascii="Segoe UI Emoji" w:hAnsi="Segoe UI Emoji" w:cs="Segoe UI Emoji"/>
-        </w:rPr>
-        <w:t>✅</w:t>
-      </w:r>
-    </w:p>
-    <w:p>
-      <w:r>
-        <w:t xml:space="preserve">Advanced Retrieval    </w:t>
-      </w:r>
-      <w:r>
-        <w:rPr>
-          <w:rFonts w:ascii="Segoe UI Emoji" w:hAnsi="Segoe UI Emoji" w:cs="Segoe UI Emoji"/>
-        </w:rPr>
-        <w:t>✅</w:t>
-      </w:r>
-    </w:p>
-    <w:p>
-      <w:r>
-        <w:t xml:space="preserve">Production RAG        </w:t>
-      </w:r>
-      <w:r>
-        <w:rPr>
-          <w:rFonts w:ascii="Segoe UI Emoji" w:hAnsi="Segoe UI Emoji" w:cs="Segoe UI Emoji"/>
-        </w:rPr>
-        <w:t>✅</w:t>
-      </w:r>
-    </w:p>
-    <w:p>
-      <w:r>
-        <w:t xml:space="preserve">Evaluation            </w:t>
-      </w:r>
-      <w:r>
-        <w:rPr>
-          <w:rFonts w:ascii="Segoe UI Emoji" w:hAnsi="Segoe UI Emoji" w:cs="Segoe UI Emoji"/>
-        </w:rPr>
-        <w:t>✅</w:t>
-      </w:r>
-    </w:p>
-    <w:p>
-      <w:r>
-        <w:t xml:space="preserve">Agent Systems         </w:t>
-      </w:r>
-      <w:r>
-        <w:rPr>
-          <w:rFonts w:ascii="Segoe UI Emoji" w:hAnsi="Segoe UI Emoji" w:cs="Segoe UI Emoji"/>
-        </w:rPr>
-        <w:t>✅</w:t>
-      </w:r>
-    </w:p>
-    <w:p>
-      <w:r>
-        <w:t xml:space="preserve">Graph RAG Basics      </w:t>
-      </w:r>
-      <w:r>
-        <w:rPr>
-          <w:rFonts w:ascii="Segoe UI Emoji" w:hAnsi="Segoe UI Emoji" w:cs="Segoe UI Emoji"/>
-        </w:rPr>
-        <w:t>✅</w:t>
-      </w:r>
-    </w:p>
-    <w:p>
-      <w:r>
-        <w:t xml:space="preserve">System Design         </w:t>
-      </w:r>
-      <w:r>
-        <w:rPr>
-          <w:rFonts w:ascii="Segoe UI Emoji" w:hAnsi="Segoe UI Emoji" w:cs="Segoe UI Emoji"/>
-        </w:rPr>
-        <w:t>✅</w:t>
-      </w:r>
-    </w:p>
-    <w:p/>
-    <w:p>
-      <w:r>
-        <w:t>Progress: ~85%</w:t>
-      </w:r>
-    </w:p>
-    <w:p>
       <w:r>
         <w:pict w14:anchorId="0A346A0A">
-          <v:rect id="_x0000_i1905" style="width:0;height:1.5pt" o:hralign="center" o:hrstd="t" o:hr="t" fillcolor="#a0a0a0" stroked="f"/>
+          <v:rect id="_x0000_i1074" style="width:0;height:1.5pt" o:hralign="center" o:hrstd="t" o:hr="t" fillcolor="#a0a0a0" stroked="f"/>
         </w:pict>
       </w:r>
     </w:p>
@@ -3562,7 +3660,7 @@
     <w:p>
       <w:r>
         <w:pict w14:anchorId="17D4A706">
-          <v:rect id="_x0000_i1906" style="width:0;height:1.5pt" o:hralign="center" o:hrstd="t" o:hr="t" fillcolor="#a0a0a0" stroked="f"/>
+          <v:rect id="_x0000_i1075" style="width:0;height:1.5pt" o:hralign="center" o:hrstd="t" o:hr="t" fillcolor="#a0a0a0" stroked="f"/>
         </w:pict>
       </w:r>
     </w:p>
@@ -3608,6 +3706,7 @@
     </w:p>
     <w:p>
       <w:r>
+        <w:lastRenderedPageBreak/>
         <w:t>Attention</w:t>
       </w:r>
     </w:p>
@@ -3623,7 +3722,6 @@
     </w:p>
     <w:p>
       <w:r>
-        <w:lastRenderedPageBreak/>
         <w:t>But here's the interview question:</w:t>
       </w:r>
     </w:p>
@@ -8053,6 +8151,92 @@
     </w:lvl>
   </w:abstractNum>
   <w:abstractNum w:abstractNumId="30" w15:restartNumberingAfterBreak="0">
+    <w:nsid w:val="19AC05F4"/>
+    <w:multiLevelType w:val="hybridMultilevel"/>
+    <w:tmpl w:val="26F85164"/>
+    <w:lvl w:ilvl="0" w:tplc="4009000F">
+      <w:start w:val="1"/>
+      <w:numFmt w:val="decimal"/>
+      <w:lvlText w:val="%1."/>
+      <w:lvlJc w:val="left"/>
+      <w:pPr>
+        <w:ind w:left="720" w:hanging="360"/>
+      </w:pPr>
+    </w:lvl>
+    <w:lvl w:ilvl="1" w:tplc="40090019" w:tentative="1">
+      <w:start w:val="1"/>
+      <w:numFmt w:val="lowerLetter"/>
+      <w:lvlText w:val="%2."/>
+      <w:lvlJc w:val="left"/>
+      <w:pPr>
+        <w:ind w:left="1440" w:hanging="360"/>
+      </w:pPr>
+    </w:lvl>
+    <w:lvl w:ilvl="2" w:tplc="4009001B" w:tentative="1">
+      <w:start w:val="1"/>
+      <w:numFmt w:val="lowerRoman"/>
+      <w:lvlText w:val="%3."/>
+      <w:lvlJc w:val="right"/>
+      <w:pPr>
+        <w:ind w:left="2160" w:hanging="180"/>
+      </w:pPr>
+    </w:lvl>
+    <w:lvl w:ilvl="3" w:tplc="4009000F" w:tentative="1">
+      <w:start w:val="1"/>
+      <w:numFmt w:val="decimal"/>
+      <w:lvlText w:val="%4."/>
+      <w:lvlJc w:val="left"/>
+      <w:pPr>
+        <w:ind w:left="2880" w:hanging="360"/>
+      </w:pPr>
+    </w:lvl>
+    <w:lvl w:ilvl="4" w:tplc="40090019" w:tentative="1">
+      <w:start w:val="1"/>
+      <w:numFmt w:val="lowerLetter"/>
+      <w:lvlText w:val="%5."/>
+      <w:lvlJc w:val="left"/>
+      <w:pPr>
+        <w:ind w:left="3600" w:hanging="360"/>
+      </w:pPr>
+    </w:lvl>
+    <w:lvl w:ilvl="5" w:tplc="4009001B" w:tentative="1">
+      <w:start w:val="1"/>
+      <w:numFmt w:val="lowerRoman"/>
+      <w:lvlText w:val="%6."/>
+      <w:lvlJc w:val="right"/>
+      <w:pPr>
+        <w:ind w:left="4320" w:hanging="180"/>
+      </w:pPr>
+    </w:lvl>
+    <w:lvl w:ilvl="6" w:tplc="4009000F" w:tentative="1">
+      <w:start w:val="1"/>
+      <w:numFmt w:val="decimal"/>
+      <w:lvlText w:val="%7."/>
+      <w:lvlJc w:val="left"/>
+      <w:pPr>
+        <w:ind w:left="5040" w:hanging="360"/>
+      </w:pPr>
+    </w:lvl>
+    <w:lvl w:ilvl="7" w:tplc="40090019" w:tentative="1">
+      <w:start w:val="1"/>
+      <w:numFmt w:val="lowerLetter"/>
+      <w:lvlText w:val="%8."/>
+      <w:lvlJc w:val="left"/>
+      <w:pPr>
+        <w:ind w:left="5760" w:hanging="360"/>
+      </w:pPr>
+    </w:lvl>
+    <w:lvl w:ilvl="8" w:tplc="4009001B" w:tentative="1">
+      <w:start w:val="1"/>
+      <w:numFmt w:val="lowerRoman"/>
+      <w:lvlText w:val="%9."/>
+      <w:lvlJc w:val="right"/>
+      <w:pPr>
+        <w:ind w:left="6480" w:hanging="180"/>
+      </w:pPr>
+    </w:lvl>
+  </w:abstractNum>
+  <w:abstractNum w:abstractNumId="31" w15:restartNumberingAfterBreak="0">
     <w:nsid w:val="19D95AC9"/>
     <w:multiLevelType w:val="multilevel"/>
     <w:tmpl w:val="4F3C2832"/>
@@ -8201,7 +8385,7 @@
       </w:rPr>
     </w:lvl>
   </w:abstractNum>
-  <w:abstractNum w:abstractNumId="31" w15:restartNumberingAfterBreak="0">
+  <w:abstractNum w:abstractNumId="32" w15:restartNumberingAfterBreak="0">
     <w:nsid w:val="1B6058A7"/>
     <w:multiLevelType w:val="multilevel"/>
     <w:tmpl w:val="A146967C"/>
@@ -8350,7 +8534,7 @@
       </w:rPr>
     </w:lvl>
   </w:abstractNum>
-  <w:abstractNum w:abstractNumId="32" w15:restartNumberingAfterBreak="0">
+  <w:abstractNum w:abstractNumId="33" w15:restartNumberingAfterBreak="0">
     <w:nsid w:val="1B914C34"/>
     <w:multiLevelType w:val="multilevel"/>
     <w:tmpl w:val="6E063426"/>
@@ -8463,7 +8647,7 @@
       </w:pPr>
     </w:lvl>
   </w:abstractNum>
-  <w:abstractNum w:abstractNumId="33" w15:restartNumberingAfterBreak="0">
+  <w:abstractNum w:abstractNumId="34" w15:restartNumberingAfterBreak="0">
     <w:nsid w:val="1BF24D52"/>
     <w:multiLevelType w:val="multilevel"/>
     <w:tmpl w:val="33E2AC08"/>
@@ -8612,7 +8796,93 @@
       </w:rPr>
     </w:lvl>
   </w:abstractNum>
-  <w:abstractNum w:abstractNumId="34" w15:restartNumberingAfterBreak="0">
+  <w:abstractNum w:abstractNumId="35" w15:restartNumberingAfterBreak="0">
+    <w:nsid w:val="1C505106"/>
+    <w:multiLevelType w:val="hybridMultilevel"/>
+    <w:tmpl w:val="387EC668"/>
+    <w:lvl w:ilvl="0" w:tplc="4009000F">
+      <w:start w:val="1"/>
+      <w:numFmt w:val="decimal"/>
+      <w:lvlText w:val="%1."/>
+      <w:lvlJc w:val="left"/>
+      <w:pPr>
+        <w:ind w:left="720" w:hanging="360"/>
+      </w:pPr>
+    </w:lvl>
+    <w:lvl w:ilvl="1" w:tplc="40090019" w:tentative="1">
+      <w:start w:val="1"/>
+      <w:numFmt w:val="lowerLetter"/>
+      <w:lvlText w:val="%2."/>
+      <w:lvlJc w:val="left"/>
+      <w:pPr>
+        <w:ind w:left="1440" w:hanging="360"/>
+      </w:pPr>
+    </w:lvl>
+    <w:lvl w:ilvl="2" w:tplc="4009001B" w:tentative="1">
+      <w:start w:val="1"/>
+      <w:numFmt w:val="lowerRoman"/>
+      <w:lvlText w:val="%3."/>
+      <w:lvlJc w:val="right"/>
+      <w:pPr>
+        <w:ind w:left="2160" w:hanging="180"/>
+      </w:pPr>
+    </w:lvl>
+    <w:lvl w:ilvl="3" w:tplc="4009000F" w:tentative="1">
+      <w:start w:val="1"/>
+      <w:numFmt w:val="decimal"/>
+      <w:lvlText w:val="%4."/>
+      <w:lvlJc w:val="left"/>
+      <w:pPr>
+        <w:ind w:left="2880" w:hanging="360"/>
+      </w:pPr>
+    </w:lvl>
+    <w:lvl w:ilvl="4" w:tplc="40090019" w:tentative="1">
+      <w:start w:val="1"/>
+      <w:numFmt w:val="lowerLetter"/>
+      <w:lvlText w:val="%5."/>
+      <w:lvlJc w:val="left"/>
+      <w:pPr>
+        <w:ind w:left="3600" w:hanging="360"/>
+      </w:pPr>
+    </w:lvl>
+    <w:lvl w:ilvl="5" w:tplc="4009001B" w:tentative="1">
+      <w:start w:val="1"/>
+      <w:numFmt w:val="lowerRoman"/>
+      <w:lvlText w:val="%6."/>
+      <w:lvlJc w:val="right"/>
+      <w:pPr>
+        <w:ind w:left="4320" w:hanging="180"/>
+      </w:pPr>
+    </w:lvl>
+    <w:lvl w:ilvl="6" w:tplc="4009000F" w:tentative="1">
+      <w:start w:val="1"/>
+      <w:numFmt w:val="decimal"/>
+      <w:lvlText w:val="%7."/>
+      <w:lvlJc w:val="left"/>
+      <w:pPr>
+        <w:ind w:left="5040" w:hanging="360"/>
+      </w:pPr>
+    </w:lvl>
+    <w:lvl w:ilvl="7" w:tplc="40090019" w:tentative="1">
+      <w:start w:val="1"/>
+      <w:numFmt w:val="lowerLetter"/>
+      <w:lvlText w:val="%8."/>
+      <w:lvlJc w:val="left"/>
+      <w:pPr>
+        <w:ind w:left="5760" w:hanging="360"/>
+      </w:pPr>
+    </w:lvl>
+    <w:lvl w:ilvl="8" w:tplc="4009001B" w:tentative="1">
+      <w:start w:val="1"/>
+      <w:numFmt w:val="lowerRoman"/>
+      <w:lvlText w:val="%9."/>
+      <w:lvlJc w:val="right"/>
+      <w:pPr>
+        <w:ind w:left="6480" w:hanging="180"/>
+      </w:pPr>
+    </w:lvl>
+  </w:abstractNum>
+  <w:abstractNum w:abstractNumId="36" w15:restartNumberingAfterBreak="0">
     <w:nsid w:val="1D115152"/>
     <w:multiLevelType w:val="multilevel"/>
     <w:tmpl w:val="10F61EB4"/>
@@ -8761,7 +9031,7 @@
       </w:rPr>
     </w:lvl>
   </w:abstractNum>
-  <w:abstractNum w:abstractNumId="35" w15:restartNumberingAfterBreak="0">
+  <w:abstractNum w:abstractNumId="37" w15:restartNumberingAfterBreak="0">
     <w:nsid w:val="1E640F8C"/>
     <w:multiLevelType w:val="hybridMultilevel"/>
     <w:tmpl w:val="2E084EE0"/>
@@ -8847,7 +9117,7 @@
       </w:pPr>
     </w:lvl>
   </w:abstractNum>
-  <w:abstractNum w:abstractNumId="36" w15:restartNumberingAfterBreak="0">
+  <w:abstractNum w:abstractNumId="38" w15:restartNumberingAfterBreak="0">
     <w:nsid w:val="1FCA31C5"/>
     <w:multiLevelType w:val="multilevel"/>
     <w:tmpl w:val="235493F8"/>
@@ -8996,7 +9266,7 @@
       </w:rPr>
     </w:lvl>
   </w:abstractNum>
-  <w:abstractNum w:abstractNumId="37" w15:restartNumberingAfterBreak="0">
+  <w:abstractNum w:abstractNumId="39" w15:restartNumberingAfterBreak="0">
     <w:nsid w:val="215A267A"/>
     <w:multiLevelType w:val="multilevel"/>
     <w:tmpl w:val="AE1E2B64"/>
@@ -9145,7 +9415,7 @@
       </w:rPr>
     </w:lvl>
   </w:abstractNum>
-  <w:abstractNum w:abstractNumId="38" w15:restartNumberingAfterBreak="0">
+  <w:abstractNum w:abstractNumId="40" w15:restartNumberingAfterBreak="0">
     <w:nsid w:val="21D50FA7"/>
     <w:multiLevelType w:val="multilevel"/>
     <w:tmpl w:val="66E605C2"/>
@@ -9294,7 +9564,7 @@
       </w:rPr>
     </w:lvl>
   </w:abstractNum>
-  <w:abstractNum w:abstractNumId="39" w15:restartNumberingAfterBreak="0">
+  <w:abstractNum w:abstractNumId="41" w15:restartNumberingAfterBreak="0">
     <w:nsid w:val="2206081B"/>
     <w:multiLevelType w:val="multilevel"/>
     <w:tmpl w:val="65BA1DA6"/>
@@ -9407,7 +9677,7 @@
       </w:pPr>
     </w:lvl>
   </w:abstractNum>
-  <w:abstractNum w:abstractNumId="40" w15:restartNumberingAfterBreak="0">
+  <w:abstractNum w:abstractNumId="42" w15:restartNumberingAfterBreak="0">
     <w:nsid w:val="221954E4"/>
     <w:multiLevelType w:val="multilevel"/>
     <w:tmpl w:val="D2B2A972"/>
@@ -9556,7 +9826,7 @@
       </w:rPr>
     </w:lvl>
   </w:abstractNum>
-  <w:abstractNum w:abstractNumId="41" w15:restartNumberingAfterBreak="0">
+  <w:abstractNum w:abstractNumId="43" w15:restartNumberingAfterBreak="0">
     <w:nsid w:val="222053B3"/>
     <w:multiLevelType w:val="multilevel"/>
     <w:tmpl w:val="93EAFE1C"/>
@@ -9705,7 +9975,7 @@
       </w:rPr>
     </w:lvl>
   </w:abstractNum>
-  <w:abstractNum w:abstractNumId="42" w15:restartNumberingAfterBreak="0">
+  <w:abstractNum w:abstractNumId="44" w15:restartNumberingAfterBreak="0">
     <w:nsid w:val="223A5066"/>
     <w:multiLevelType w:val="multilevel"/>
     <w:tmpl w:val="301868E4"/>
@@ -9854,7 +10124,7 @@
       </w:rPr>
     </w:lvl>
   </w:abstractNum>
-  <w:abstractNum w:abstractNumId="43" w15:restartNumberingAfterBreak="0">
+  <w:abstractNum w:abstractNumId="45" w15:restartNumberingAfterBreak="0">
     <w:nsid w:val="235F23D6"/>
     <w:multiLevelType w:val="multilevel"/>
     <w:tmpl w:val="EA52E674"/>
@@ -10003,7 +10273,7 @@
       </w:rPr>
     </w:lvl>
   </w:abstractNum>
-  <w:abstractNum w:abstractNumId="44" w15:restartNumberingAfterBreak="0">
+  <w:abstractNum w:abstractNumId="46" w15:restartNumberingAfterBreak="0">
     <w:nsid w:val="23C90F63"/>
     <w:multiLevelType w:val="multilevel"/>
     <w:tmpl w:val="1316971A"/>
@@ -10152,7 +10422,7 @@
       </w:rPr>
     </w:lvl>
   </w:abstractNum>
-  <w:abstractNum w:abstractNumId="45" w15:restartNumberingAfterBreak="0">
+  <w:abstractNum w:abstractNumId="47" w15:restartNumberingAfterBreak="0">
     <w:nsid w:val="23E4129A"/>
     <w:multiLevelType w:val="multilevel"/>
     <w:tmpl w:val="83C6C220"/>
@@ -10301,7 +10571,7 @@
       </w:rPr>
     </w:lvl>
   </w:abstractNum>
-  <w:abstractNum w:abstractNumId="46" w15:restartNumberingAfterBreak="0">
+  <w:abstractNum w:abstractNumId="48" w15:restartNumberingAfterBreak="0">
     <w:nsid w:val="24771585"/>
     <w:multiLevelType w:val="multilevel"/>
     <w:tmpl w:val="9ABC8BB2"/>
@@ -10450,7 +10720,7 @@
       </w:rPr>
     </w:lvl>
   </w:abstractNum>
-  <w:abstractNum w:abstractNumId="47" w15:restartNumberingAfterBreak="0">
+  <w:abstractNum w:abstractNumId="49" w15:restartNumberingAfterBreak="0">
     <w:nsid w:val="25154013"/>
     <w:multiLevelType w:val="multilevel"/>
     <w:tmpl w:val="920ECC04"/>
@@ -10563,7 +10833,7 @@
       </w:pPr>
     </w:lvl>
   </w:abstractNum>
-  <w:abstractNum w:abstractNumId="48" w15:restartNumberingAfterBreak="0">
+  <w:abstractNum w:abstractNumId="50" w15:restartNumberingAfterBreak="0">
     <w:nsid w:val="25306C83"/>
     <w:multiLevelType w:val="multilevel"/>
     <w:tmpl w:val="41048C34"/>
@@ -10712,7 +10982,7 @@
       </w:rPr>
     </w:lvl>
   </w:abstractNum>
-  <w:abstractNum w:abstractNumId="49" w15:restartNumberingAfterBreak="0">
+  <w:abstractNum w:abstractNumId="51" w15:restartNumberingAfterBreak="0">
     <w:nsid w:val="254805F7"/>
     <w:multiLevelType w:val="multilevel"/>
     <w:tmpl w:val="F3EA0BA2"/>
@@ -10861,7 +11131,7 @@
       </w:rPr>
     </w:lvl>
   </w:abstractNum>
-  <w:abstractNum w:abstractNumId="50" w15:restartNumberingAfterBreak="0">
+  <w:abstractNum w:abstractNumId="52" w15:restartNumberingAfterBreak="0">
     <w:nsid w:val="257B10A6"/>
     <w:multiLevelType w:val="multilevel"/>
     <w:tmpl w:val="EBCEE63A"/>
@@ -11010,7 +11280,7 @@
       </w:rPr>
     </w:lvl>
   </w:abstractNum>
-  <w:abstractNum w:abstractNumId="51" w15:restartNumberingAfterBreak="0">
+  <w:abstractNum w:abstractNumId="53" w15:restartNumberingAfterBreak="0">
     <w:nsid w:val="25E15026"/>
     <w:multiLevelType w:val="multilevel"/>
     <w:tmpl w:val="0C2C56DC"/>
@@ -11159,7 +11429,7 @@
       </w:rPr>
     </w:lvl>
   </w:abstractNum>
-  <w:abstractNum w:abstractNumId="52" w15:restartNumberingAfterBreak="0">
+  <w:abstractNum w:abstractNumId="54" w15:restartNumberingAfterBreak="0">
     <w:nsid w:val="2645523A"/>
     <w:multiLevelType w:val="multilevel"/>
     <w:tmpl w:val="82E2A0A2"/>
@@ -11308,7 +11578,7 @@
       </w:rPr>
     </w:lvl>
   </w:abstractNum>
-  <w:abstractNum w:abstractNumId="53" w15:restartNumberingAfterBreak="0">
+  <w:abstractNum w:abstractNumId="55" w15:restartNumberingAfterBreak="0">
     <w:nsid w:val="286154B3"/>
     <w:multiLevelType w:val="multilevel"/>
     <w:tmpl w:val="1FC66FD6"/>
@@ -11457,7 +11727,7 @@
       </w:rPr>
     </w:lvl>
   </w:abstractNum>
-  <w:abstractNum w:abstractNumId="54" w15:restartNumberingAfterBreak="0">
+  <w:abstractNum w:abstractNumId="56" w15:restartNumberingAfterBreak="0">
     <w:nsid w:val="2A9A7F5B"/>
     <w:multiLevelType w:val="multilevel"/>
     <w:tmpl w:val="42D2D558"/>
@@ -11606,7 +11876,7 @@
       </w:rPr>
     </w:lvl>
   </w:abstractNum>
-  <w:abstractNum w:abstractNumId="55" w15:restartNumberingAfterBreak="0">
+  <w:abstractNum w:abstractNumId="57" w15:restartNumberingAfterBreak="0">
     <w:nsid w:val="2ACF71EC"/>
     <w:multiLevelType w:val="multilevel"/>
     <w:tmpl w:val="8348EBC4"/>
@@ -11755,7 +12025,7 @@
       </w:rPr>
     </w:lvl>
   </w:abstractNum>
-  <w:abstractNum w:abstractNumId="56" w15:restartNumberingAfterBreak="0">
+  <w:abstractNum w:abstractNumId="58" w15:restartNumberingAfterBreak="0">
     <w:nsid w:val="2B6327B4"/>
     <w:multiLevelType w:val="multilevel"/>
     <w:tmpl w:val="A86CCCAC"/>
@@ -11904,7 +12174,7 @@
       </w:rPr>
     </w:lvl>
   </w:abstractNum>
-  <w:abstractNum w:abstractNumId="57" w15:restartNumberingAfterBreak="0">
+  <w:abstractNum w:abstractNumId="59" w15:restartNumberingAfterBreak="0">
     <w:nsid w:val="2CEB73FF"/>
     <w:multiLevelType w:val="multilevel"/>
     <w:tmpl w:val="B7B4F698"/>
@@ -12053,7 +12323,7 @@
       </w:rPr>
     </w:lvl>
   </w:abstractNum>
-  <w:abstractNum w:abstractNumId="58" w15:restartNumberingAfterBreak="0">
+  <w:abstractNum w:abstractNumId="60" w15:restartNumberingAfterBreak="0">
     <w:nsid w:val="2D07216D"/>
     <w:multiLevelType w:val="multilevel"/>
     <w:tmpl w:val="FCA04BDE"/>
@@ -12202,7 +12472,7 @@
       </w:rPr>
     </w:lvl>
   </w:abstractNum>
-  <w:abstractNum w:abstractNumId="59" w15:restartNumberingAfterBreak="0">
+  <w:abstractNum w:abstractNumId="61" w15:restartNumberingAfterBreak="0">
     <w:nsid w:val="2D984C9D"/>
     <w:multiLevelType w:val="multilevel"/>
     <w:tmpl w:val="E84652BE"/>
@@ -12351,7 +12621,7 @@
       </w:rPr>
     </w:lvl>
   </w:abstractNum>
-  <w:abstractNum w:abstractNumId="60" w15:restartNumberingAfterBreak="0">
+  <w:abstractNum w:abstractNumId="62" w15:restartNumberingAfterBreak="0">
     <w:nsid w:val="309F7FC5"/>
     <w:multiLevelType w:val="multilevel"/>
     <w:tmpl w:val="0DD4CFEE"/>
@@ -12500,7 +12770,7 @@
       </w:rPr>
     </w:lvl>
   </w:abstractNum>
-  <w:abstractNum w:abstractNumId="61" w15:restartNumberingAfterBreak="0">
+  <w:abstractNum w:abstractNumId="63" w15:restartNumberingAfterBreak="0">
     <w:nsid w:val="310371A9"/>
     <w:multiLevelType w:val="multilevel"/>
     <w:tmpl w:val="6D864EB0"/>
@@ -12649,7 +12919,7 @@
       </w:rPr>
     </w:lvl>
   </w:abstractNum>
-  <w:abstractNum w:abstractNumId="62" w15:restartNumberingAfterBreak="0">
+  <w:abstractNum w:abstractNumId="64" w15:restartNumberingAfterBreak="0">
     <w:nsid w:val="319F4CE8"/>
     <w:multiLevelType w:val="multilevel"/>
     <w:tmpl w:val="588A08C6"/>
@@ -12762,7 +13032,7 @@
       </w:pPr>
     </w:lvl>
   </w:abstractNum>
-  <w:abstractNum w:abstractNumId="63" w15:restartNumberingAfterBreak="0">
+  <w:abstractNum w:abstractNumId="65" w15:restartNumberingAfterBreak="0">
     <w:nsid w:val="31B225FE"/>
     <w:multiLevelType w:val="multilevel"/>
     <w:tmpl w:val="6442C890"/>
@@ -12911,7 +13181,7 @@
       </w:rPr>
     </w:lvl>
   </w:abstractNum>
-  <w:abstractNum w:abstractNumId="64" w15:restartNumberingAfterBreak="0">
+  <w:abstractNum w:abstractNumId="66" w15:restartNumberingAfterBreak="0">
     <w:nsid w:val="33FC17CC"/>
     <w:multiLevelType w:val="multilevel"/>
     <w:tmpl w:val="583C6D6E"/>
@@ -13060,7 +13330,7 @@
       </w:rPr>
     </w:lvl>
   </w:abstractNum>
-  <w:abstractNum w:abstractNumId="65" w15:restartNumberingAfterBreak="0">
+  <w:abstractNum w:abstractNumId="67" w15:restartNumberingAfterBreak="0">
     <w:nsid w:val="34C055F6"/>
     <w:multiLevelType w:val="multilevel"/>
     <w:tmpl w:val="0FDCA886"/>
@@ -13173,7 +13443,7 @@
       </w:pPr>
     </w:lvl>
   </w:abstractNum>
-  <w:abstractNum w:abstractNumId="66" w15:restartNumberingAfterBreak="0">
+  <w:abstractNum w:abstractNumId="68" w15:restartNumberingAfterBreak="0">
     <w:nsid w:val="35A241A8"/>
     <w:multiLevelType w:val="multilevel"/>
     <w:tmpl w:val="24AAEF44"/>
@@ -13322,7 +13592,7 @@
       </w:rPr>
     </w:lvl>
   </w:abstractNum>
-  <w:abstractNum w:abstractNumId="67" w15:restartNumberingAfterBreak="0">
+  <w:abstractNum w:abstractNumId="69" w15:restartNumberingAfterBreak="0">
     <w:nsid w:val="35CB704A"/>
     <w:multiLevelType w:val="multilevel"/>
     <w:tmpl w:val="3A8801CE"/>
@@ -13471,7 +13741,120 @@
       </w:rPr>
     </w:lvl>
   </w:abstractNum>
-  <w:abstractNum w:abstractNumId="68" w15:restartNumberingAfterBreak="0">
+  <w:abstractNum w:abstractNumId="70" w15:restartNumberingAfterBreak="0">
+    <w:nsid w:val="36C60D73"/>
+    <w:multiLevelType w:val="hybridMultilevel"/>
+    <w:tmpl w:val="3598691E"/>
+    <w:lvl w:ilvl="0" w:tplc="40090001">
+      <w:start w:val="1"/>
+      <w:numFmt w:val="bullet"/>
+      <w:lvlText w:val=""/>
+      <w:lvlJc w:val="left"/>
+      <w:pPr>
+        <w:ind w:left="1440" w:hanging="360"/>
+      </w:pPr>
+      <w:rPr>
+        <w:rFonts w:ascii="Symbol" w:hAnsi="Symbol" w:hint="default"/>
+      </w:rPr>
+    </w:lvl>
+    <w:lvl w:ilvl="1" w:tplc="40090003" w:tentative="1">
+      <w:start w:val="1"/>
+      <w:numFmt w:val="bullet"/>
+      <w:lvlText w:val="o"/>
+      <w:lvlJc w:val="left"/>
+      <w:pPr>
+        <w:ind w:left="2160" w:hanging="360"/>
+      </w:pPr>
+      <w:rPr>
+        <w:rFonts w:ascii="Courier New" w:hAnsi="Courier New" w:cs="Courier New" w:hint="default"/>
+      </w:rPr>
+    </w:lvl>
+    <w:lvl w:ilvl="2" w:tplc="40090005" w:tentative="1">
+      <w:start w:val="1"/>
+      <w:numFmt w:val="bullet"/>
+      <w:lvlText w:val=""/>
+      <w:lvlJc w:val="left"/>
+      <w:pPr>
+        <w:ind w:left="2880" w:hanging="360"/>
+      </w:pPr>
+      <w:rPr>
+        <w:rFonts w:ascii="Wingdings" w:hAnsi="Wingdings" w:hint="default"/>
+      </w:rPr>
+    </w:lvl>
+    <w:lvl w:ilvl="3" w:tplc="40090001" w:tentative="1">
+      <w:start w:val="1"/>
+      <w:numFmt w:val="bullet"/>
+      <w:lvlText w:val=""/>
+      <w:lvlJc w:val="left"/>
+      <w:pPr>
+        <w:ind w:left="3600" w:hanging="360"/>
+      </w:pPr>
+      <w:rPr>
+        <w:rFonts w:ascii="Symbol" w:hAnsi="Symbol" w:hint="default"/>
+      </w:rPr>
+    </w:lvl>
+    <w:lvl w:ilvl="4" w:tplc="40090003" w:tentative="1">
+      <w:start w:val="1"/>
+      <w:numFmt w:val="bullet"/>
+      <w:lvlText w:val="o"/>
+      <w:lvlJc w:val="left"/>
+      <w:pPr>
+        <w:ind w:left="4320" w:hanging="360"/>
+      </w:pPr>
+      <w:rPr>
+        <w:rFonts w:ascii="Courier New" w:hAnsi="Courier New" w:cs="Courier New" w:hint="default"/>
+      </w:rPr>
+    </w:lvl>
+    <w:lvl w:ilvl="5" w:tplc="40090005" w:tentative="1">
+      <w:start w:val="1"/>
+      <w:numFmt w:val="bullet"/>
+      <w:lvlText w:val=""/>
+      <w:lvlJc w:val="left"/>
+      <w:pPr>
+        <w:ind w:left="5040" w:hanging="360"/>
+      </w:pPr>
+      <w:rPr>
+        <w:rFonts w:ascii="Wingdings" w:hAnsi="Wingdings" w:hint="default"/>
+      </w:rPr>
+    </w:lvl>
+    <w:lvl w:ilvl="6" w:tplc="40090001" w:tentative="1">
+      <w:start w:val="1"/>
+      <w:numFmt w:val="bullet"/>
+      <w:lvlText w:val=""/>
+      <w:lvlJc w:val="left"/>
+      <w:pPr>
+        <w:ind w:left="5760" w:hanging="360"/>
+      </w:pPr>
+      <w:rPr>
+        <w:rFonts w:ascii="Symbol" w:hAnsi="Symbol" w:hint="default"/>
+      </w:rPr>
+    </w:lvl>
+    <w:lvl w:ilvl="7" w:tplc="40090003" w:tentative="1">
+      <w:start w:val="1"/>
+      <w:numFmt w:val="bullet"/>
+      <w:lvlText w:val="o"/>
+      <w:lvlJc w:val="left"/>
+      <w:pPr>
+        <w:ind w:left="6480" w:hanging="360"/>
+      </w:pPr>
+      <w:rPr>
+        <w:rFonts w:ascii="Courier New" w:hAnsi="Courier New" w:cs="Courier New" w:hint="default"/>
+      </w:rPr>
+    </w:lvl>
+    <w:lvl w:ilvl="8" w:tplc="40090005" w:tentative="1">
+      <w:start w:val="1"/>
+      <w:numFmt w:val="bullet"/>
+      <w:lvlText w:val=""/>
+      <w:lvlJc w:val="left"/>
+      <w:pPr>
+        <w:ind w:left="7200" w:hanging="360"/>
+      </w:pPr>
+      <w:rPr>
+        <w:rFonts w:ascii="Wingdings" w:hAnsi="Wingdings" w:hint="default"/>
+      </w:rPr>
+    </w:lvl>
+  </w:abstractNum>
+  <w:abstractNum w:abstractNumId="71" w15:restartNumberingAfterBreak="0">
     <w:nsid w:val="37D34BB4"/>
     <w:multiLevelType w:val="multilevel"/>
     <w:tmpl w:val="E42274E2"/>
@@ -13620,7 +14003,7 @@
       </w:rPr>
     </w:lvl>
   </w:abstractNum>
-  <w:abstractNum w:abstractNumId="69" w15:restartNumberingAfterBreak="0">
+  <w:abstractNum w:abstractNumId="72" w15:restartNumberingAfterBreak="0">
     <w:nsid w:val="38B239FD"/>
     <w:multiLevelType w:val="multilevel"/>
     <w:tmpl w:val="A61E7AFE"/>
@@ -13769,7 +14152,7 @@
       </w:rPr>
     </w:lvl>
   </w:abstractNum>
-  <w:abstractNum w:abstractNumId="70" w15:restartNumberingAfterBreak="0">
+  <w:abstractNum w:abstractNumId="73" w15:restartNumberingAfterBreak="0">
     <w:nsid w:val="39D60453"/>
     <w:multiLevelType w:val="multilevel"/>
     <w:tmpl w:val="367213FC"/>
@@ -13918,7 +14301,7 @@
       </w:rPr>
     </w:lvl>
   </w:abstractNum>
-  <w:abstractNum w:abstractNumId="71" w15:restartNumberingAfterBreak="0">
+  <w:abstractNum w:abstractNumId="74" w15:restartNumberingAfterBreak="0">
     <w:nsid w:val="3C6402F1"/>
     <w:multiLevelType w:val="multilevel"/>
     <w:tmpl w:val="2EF24F9C"/>
@@ -14067,7 +14450,7 @@
       </w:rPr>
     </w:lvl>
   </w:abstractNum>
-  <w:abstractNum w:abstractNumId="72" w15:restartNumberingAfterBreak="0">
+  <w:abstractNum w:abstractNumId="75" w15:restartNumberingAfterBreak="0">
     <w:nsid w:val="3D0E05B8"/>
     <w:multiLevelType w:val="multilevel"/>
     <w:tmpl w:val="4A7255A4"/>
@@ -14216,7 +14599,7 @@
       </w:rPr>
     </w:lvl>
   </w:abstractNum>
-  <w:abstractNum w:abstractNumId="73" w15:restartNumberingAfterBreak="0">
+  <w:abstractNum w:abstractNumId="76" w15:restartNumberingAfterBreak="0">
     <w:nsid w:val="3D2615E6"/>
     <w:multiLevelType w:val="multilevel"/>
     <w:tmpl w:val="92183D34"/>
@@ -14365,7 +14748,7 @@
       </w:rPr>
     </w:lvl>
   </w:abstractNum>
-  <w:abstractNum w:abstractNumId="74" w15:restartNumberingAfterBreak="0">
+  <w:abstractNum w:abstractNumId="77" w15:restartNumberingAfterBreak="0">
     <w:nsid w:val="3E810D7C"/>
     <w:multiLevelType w:val="multilevel"/>
     <w:tmpl w:val="191ED290"/>
@@ -14478,7 +14861,7 @@
       </w:pPr>
     </w:lvl>
   </w:abstractNum>
-  <w:abstractNum w:abstractNumId="75" w15:restartNumberingAfterBreak="0">
+  <w:abstractNum w:abstractNumId="78" w15:restartNumberingAfterBreak="0">
     <w:nsid w:val="3F055835"/>
     <w:multiLevelType w:val="multilevel"/>
     <w:tmpl w:val="53AA267E"/>
@@ -14627,7 +15010,7 @@
       </w:rPr>
     </w:lvl>
   </w:abstractNum>
-  <w:abstractNum w:abstractNumId="76" w15:restartNumberingAfterBreak="0">
+  <w:abstractNum w:abstractNumId="79" w15:restartNumberingAfterBreak="0">
     <w:nsid w:val="40D444FE"/>
     <w:multiLevelType w:val="multilevel"/>
     <w:tmpl w:val="29C23DA6"/>
@@ -14740,7 +15123,7 @@
       </w:pPr>
     </w:lvl>
   </w:abstractNum>
-  <w:abstractNum w:abstractNumId="77" w15:restartNumberingAfterBreak="0">
+  <w:abstractNum w:abstractNumId="80" w15:restartNumberingAfterBreak="0">
     <w:nsid w:val="4190761C"/>
     <w:multiLevelType w:val="multilevel"/>
     <w:tmpl w:val="B9A0ABC8"/>
@@ -14889,7 +15272,7 @@
       </w:rPr>
     </w:lvl>
   </w:abstractNum>
-  <w:abstractNum w:abstractNumId="78" w15:restartNumberingAfterBreak="0">
+  <w:abstractNum w:abstractNumId="81" w15:restartNumberingAfterBreak="0">
     <w:nsid w:val="41AC3762"/>
     <w:multiLevelType w:val="multilevel"/>
     <w:tmpl w:val="D9D8D7BE"/>
@@ -15038,7 +15421,7 @@
       </w:rPr>
     </w:lvl>
   </w:abstractNum>
-  <w:abstractNum w:abstractNumId="79" w15:restartNumberingAfterBreak="0">
+  <w:abstractNum w:abstractNumId="82" w15:restartNumberingAfterBreak="0">
     <w:nsid w:val="422B2879"/>
     <w:multiLevelType w:val="multilevel"/>
     <w:tmpl w:val="E642F4D0"/>
@@ -15187,7 +15570,7 @@
       </w:rPr>
     </w:lvl>
   </w:abstractNum>
-  <w:abstractNum w:abstractNumId="80" w15:restartNumberingAfterBreak="0">
+  <w:abstractNum w:abstractNumId="83" w15:restartNumberingAfterBreak="0">
     <w:nsid w:val="436E06D4"/>
     <w:multiLevelType w:val="multilevel"/>
     <w:tmpl w:val="44FE2622"/>
@@ -15336,7 +15719,7 @@
       </w:rPr>
     </w:lvl>
   </w:abstractNum>
-  <w:abstractNum w:abstractNumId="81" w15:restartNumberingAfterBreak="0">
+  <w:abstractNum w:abstractNumId="84" w15:restartNumberingAfterBreak="0">
     <w:nsid w:val="43832E1C"/>
     <w:multiLevelType w:val="multilevel"/>
     <w:tmpl w:val="42DE9426"/>
@@ -15485,7 +15868,7 @@
       </w:rPr>
     </w:lvl>
   </w:abstractNum>
-  <w:abstractNum w:abstractNumId="82" w15:restartNumberingAfterBreak="0">
+  <w:abstractNum w:abstractNumId="85" w15:restartNumberingAfterBreak="0">
     <w:nsid w:val="46211333"/>
     <w:multiLevelType w:val="multilevel"/>
     <w:tmpl w:val="A126B6C8"/>
@@ -15598,7 +15981,7 @@
       </w:pPr>
     </w:lvl>
   </w:abstractNum>
-  <w:abstractNum w:abstractNumId="83" w15:restartNumberingAfterBreak="0">
+  <w:abstractNum w:abstractNumId="86" w15:restartNumberingAfterBreak="0">
     <w:nsid w:val="482F030E"/>
     <w:multiLevelType w:val="multilevel"/>
     <w:tmpl w:val="B0A6726A"/>
@@ -15747,7 +16130,7 @@
       </w:rPr>
     </w:lvl>
   </w:abstractNum>
-  <w:abstractNum w:abstractNumId="84" w15:restartNumberingAfterBreak="0">
+  <w:abstractNum w:abstractNumId="87" w15:restartNumberingAfterBreak="0">
     <w:nsid w:val="484A726C"/>
     <w:multiLevelType w:val="multilevel"/>
     <w:tmpl w:val="E68C165C"/>
@@ -15896,7 +16279,7 @@
       </w:rPr>
     </w:lvl>
   </w:abstractNum>
-  <w:abstractNum w:abstractNumId="85" w15:restartNumberingAfterBreak="0">
+  <w:abstractNum w:abstractNumId="88" w15:restartNumberingAfterBreak="0">
     <w:nsid w:val="48BE6BB6"/>
     <w:multiLevelType w:val="multilevel"/>
     <w:tmpl w:val="F0601BCC"/>
@@ -16045,7 +16428,7 @@
       </w:rPr>
     </w:lvl>
   </w:abstractNum>
-  <w:abstractNum w:abstractNumId="86" w15:restartNumberingAfterBreak="0">
+  <w:abstractNum w:abstractNumId="89" w15:restartNumberingAfterBreak="0">
     <w:nsid w:val="49D074B0"/>
     <w:multiLevelType w:val="multilevel"/>
     <w:tmpl w:val="8E96B67E"/>
@@ -16194,7 +16577,7 @@
       </w:rPr>
     </w:lvl>
   </w:abstractNum>
-  <w:abstractNum w:abstractNumId="87" w15:restartNumberingAfterBreak="0">
+  <w:abstractNum w:abstractNumId="90" w15:restartNumberingAfterBreak="0">
     <w:nsid w:val="4A5B5924"/>
     <w:multiLevelType w:val="multilevel"/>
     <w:tmpl w:val="0D8C2AFC"/>
@@ -16343,7 +16726,7 @@
       </w:rPr>
     </w:lvl>
   </w:abstractNum>
-  <w:abstractNum w:abstractNumId="88" w15:restartNumberingAfterBreak="0">
+  <w:abstractNum w:abstractNumId="91" w15:restartNumberingAfterBreak="0">
     <w:nsid w:val="4ACA6BD9"/>
     <w:multiLevelType w:val="multilevel"/>
     <w:tmpl w:val="66F68A7E"/>
@@ -16492,7 +16875,7 @@
       </w:rPr>
     </w:lvl>
   </w:abstractNum>
-  <w:abstractNum w:abstractNumId="89" w15:restartNumberingAfterBreak="0">
+  <w:abstractNum w:abstractNumId="92" w15:restartNumberingAfterBreak="0">
     <w:nsid w:val="4AEC1161"/>
     <w:multiLevelType w:val="multilevel"/>
     <w:tmpl w:val="CBAC02C4"/>
@@ -16605,7 +16988,7 @@
       </w:pPr>
     </w:lvl>
   </w:abstractNum>
-  <w:abstractNum w:abstractNumId="90" w15:restartNumberingAfterBreak="0">
+  <w:abstractNum w:abstractNumId="93" w15:restartNumberingAfterBreak="0">
     <w:nsid w:val="4B56694B"/>
     <w:multiLevelType w:val="multilevel"/>
     <w:tmpl w:val="5C825A9E"/>
@@ -16754,7 +17137,7 @@
       </w:rPr>
     </w:lvl>
   </w:abstractNum>
-  <w:abstractNum w:abstractNumId="91" w15:restartNumberingAfterBreak="0">
+  <w:abstractNum w:abstractNumId="94" w15:restartNumberingAfterBreak="0">
     <w:nsid w:val="4B997D6A"/>
     <w:multiLevelType w:val="multilevel"/>
     <w:tmpl w:val="3BA0CF0C"/>
@@ -16903,7 +17286,7 @@
       </w:rPr>
     </w:lvl>
   </w:abstractNum>
-  <w:abstractNum w:abstractNumId="92" w15:restartNumberingAfterBreak="0">
+  <w:abstractNum w:abstractNumId="95" w15:restartNumberingAfterBreak="0">
     <w:nsid w:val="4C0F17DD"/>
     <w:multiLevelType w:val="multilevel"/>
     <w:tmpl w:val="74A421AE"/>
@@ -17052,7 +17435,7 @@
       </w:rPr>
     </w:lvl>
   </w:abstractNum>
-  <w:abstractNum w:abstractNumId="93" w15:restartNumberingAfterBreak="0">
+  <w:abstractNum w:abstractNumId="96" w15:restartNumberingAfterBreak="0">
     <w:nsid w:val="4D20040D"/>
     <w:multiLevelType w:val="multilevel"/>
     <w:tmpl w:val="4F46885A"/>
@@ -17201,7 +17584,7 @@
       </w:rPr>
     </w:lvl>
   </w:abstractNum>
-  <w:abstractNum w:abstractNumId="94" w15:restartNumberingAfterBreak="0">
+  <w:abstractNum w:abstractNumId="97" w15:restartNumberingAfterBreak="0">
     <w:nsid w:val="4DCF4D20"/>
     <w:multiLevelType w:val="multilevel"/>
     <w:tmpl w:val="1298CC2A"/>
@@ -17350,7 +17733,7 @@
       </w:rPr>
     </w:lvl>
   </w:abstractNum>
-  <w:abstractNum w:abstractNumId="95" w15:restartNumberingAfterBreak="0">
+  <w:abstractNum w:abstractNumId="98" w15:restartNumberingAfterBreak="0">
     <w:nsid w:val="4E224054"/>
     <w:multiLevelType w:val="multilevel"/>
     <w:tmpl w:val="54C43CB4"/>
@@ -17499,7 +17882,7 @@
       </w:rPr>
     </w:lvl>
   </w:abstractNum>
-  <w:abstractNum w:abstractNumId="96" w15:restartNumberingAfterBreak="0">
+  <w:abstractNum w:abstractNumId="99" w15:restartNumberingAfterBreak="0">
     <w:nsid w:val="4E251DB6"/>
     <w:multiLevelType w:val="multilevel"/>
     <w:tmpl w:val="1DDC016A"/>
@@ -17648,7 +18031,7 @@
       </w:rPr>
     </w:lvl>
   </w:abstractNum>
-  <w:abstractNum w:abstractNumId="97" w15:restartNumberingAfterBreak="0">
+  <w:abstractNum w:abstractNumId="100" w15:restartNumberingAfterBreak="0">
     <w:nsid w:val="4F595345"/>
     <w:multiLevelType w:val="multilevel"/>
     <w:tmpl w:val="7D34BAE4"/>
@@ -17797,7 +18180,7 @@
       </w:rPr>
     </w:lvl>
   </w:abstractNum>
-  <w:abstractNum w:abstractNumId="98" w15:restartNumberingAfterBreak="0">
+  <w:abstractNum w:abstractNumId="101" w15:restartNumberingAfterBreak="0">
     <w:nsid w:val="4F936E6D"/>
     <w:multiLevelType w:val="multilevel"/>
     <w:tmpl w:val="52D63DA0"/>
@@ -17946,7 +18329,7 @@
       </w:rPr>
     </w:lvl>
   </w:abstractNum>
-  <w:abstractNum w:abstractNumId="99" w15:restartNumberingAfterBreak="0">
+  <w:abstractNum w:abstractNumId="102" w15:restartNumberingAfterBreak="0">
     <w:nsid w:val="50225CE3"/>
     <w:multiLevelType w:val="multilevel"/>
     <w:tmpl w:val="6A1E650E"/>
@@ -18095,7 +18478,7 @@
       </w:rPr>
     </w:lvl>
   </w:abstractNum>
-  <w:abstractNum w:abstractNumId="100" w15:restartNumberingAfterBreak="0">
+  <w:abstractNum w:abstractNumId="103" w15:restartNumberingAfterBreak="0">
     <w:nsid w:val="51A1542C"/>
     <w:multiLevelType w:val="multilevel"/>
     <w:tmpl w:val="CEC843A2"/>
@@ -18244,7 +18627,7 @@
       </w:rPr>
     </w:lvl>
   </w:abstractNum>
-  <w:abstractNum w:abstractNumId="101" w15:restartNumberingAfterBreak="0">
+  <w:abstractNum w:abstractNumId="104" w15:restartNumberingAfterBreak="0">
     <w:nsid w:val="51AF5F7E"/>
     <w:multiLevelType w:val="multilevel"/>
     <w:tmpl w:val="4ED6CD80"/>
@@ -18393,7 +18776,7 @@
       </w:rPr>
     </w:lvl>
   </w:abstractNum>
-  <w:abstractNum w:abstractNumId="102" w15:restartNumberingAfterBreak="0">
+  <w:abstractNum w:abstractNumId="105" w15:restartNumberingAfterBreak="0">
     <w:nsid w:val="51CE025E"/>
     <w:multiLevelType w:val="multilevel"/>
     <w:tmpl w:val="000E8C74"/>
@@ -18542,7 +18925,7 @@
       </w:rPr>
     </w:lvl>
   </w:abstractNum>
-  <w:abstractNum w:abstractNumId="103" w15:restartNumberingAfterBreak="0">
+  <w:abstractNum w:abstractNumId="106" w15:restartNumberingAfterBreak="0">
     <w:nsid w:val="51F85298"/>
     <w:multiLevelType w:val="multilevel"/>
     <w:tmpl w:val="A148D432"/>
@@ -18691,7 +19074,7 @@
       </w:rPr>
     </w:lvl>
   </w:abstractNum>
-  <w:abstractNum w:abstractNumId="104" w15:restartNumberingAfterBreak="0">
+  <w:abstractNum w:abstractNumId="107" w15:restartNumberingAfterBreak="0">
     <w:nsid w:val="521D7B1C"/>
     <w:multiLevelType w:val="multilevel"/>
     <w:tmpl w:val="6D6C3C1A"/>
@@ -18840,7 +19223,7 @@
       </w:rPr>
     </w:lvl>
   </w:abstractNum>
-  <w:abstractNum w:abstractNumId="105" w15:restartNumberingAfterBreak="0">
+  <w:abstractNum w:abstractNumId="108" w15:restartNumberingAfterBreak="0">
     <w:nsid w:val="52596C9E"/>
     <w:multiLevelType w:val="multilevel"/>
     <w:tmpl w:val="57DA9A5A"/>
@@ -18989,7 +19372,7 @@
       </w:rPr>
     </w:lvl>
   </w:abstractNum>
-  <w:abstractNum w:abstractNumId="106" w15:restartNumberingAfterBreak="0">
+  <w:abstractNum w:abstractNumId="109" w15:restartNumberingAfterBreak="0">
     <w:nsid w:val="534951BA"/>
     <w:multiLevelType w:val="multilevel"/>
     <w:tmpl w:val="21E837CA"/>
@@ -19138,7 +19521,7 @@
       </w:rPr>
     </w:lvl>
   </w:abstractNum>
-  <w:abstractNum w:abstractNumId="107" w15:restartNumberingAfterBreak="0">
+  <w:abstractNum w:abstractNumId="110" w15:restartNumberingAfterBreak="0">
     <w:nsid w:val="535065FE"/>
     <w:multiLevelType w:val="multilevel"/>
     <w:tmpl w:val="1B6665F0"/>
@@ -19251,7 +19634,7 @@
       </w:pPr>
     </w:lvl>
   </w:abstractNum>
-  <w:abstractNum w:abstractNumId="108" w15:restartNumberingAfterBreak="0">
+  <w:abstractNum w:abstractNumId="111" w15:restartNumberingAfterBreak="0">
     <w:nsid w:val="56210A9F"/>
     <w:multiLevelType w:val="multilevel"/>
     <w:tmpl w:val="37E4A5AA"/>
@@ -19400,7 +19783,7 @@
       </w:rPr>
     </w:lvl>
   </w:abstractNum>
-  <w:abstractNum w:abstractNumId="109" w15:restartNumberingAfterBreak="0">
+  <w:abstractNum w:abstractNumId="112" w15:restartNumberingAfterBreak="0">
     <w:nsid w:val="565C4EB6"/>
     <w:multiLevelType w:val="multilevel"/>
     <w:tmpl w:val="CFB26474"/>
@@ -19549,7 +19932,7 @@
       </w:rPr>
     </w:lvl>
   </w:abstractNum>
-  <w:abstractNum w:abstractNumId="110" w15:restartNumberingAfterBreak="0">
+  <w:abstractNum w:abstractNumId="113" w15:restartNumberingAfterBreak="0">
     <w:nsid w:val="567D4377"/>
     <w:multiLevelType w:val="multilevel"/>
     <w:tmpl w:val="DE7E20B2"/>
@@ -19698,7 +20081,7 @@
       </w:rPr>
     </w:lvl>
   </w:abstractNum>
-  <w:abstractNum w:abstractNumId="111" w15:restartNumberingAfterBreak="0">
+  <w:abstractNum w:abstractNumId="114" w15:restartNumberingAfterBreak="0">
     <w:nsid w:val="56D1524B"/>
     <w:multiLevelType w:val="multilevel"/>
     <w:tmpl w:val="8D266AC4"/>
@@ -19847,7 +20230,7 @@
       </w:rPr>
     </w:lvl>
   </w:abstractNum>
-  <w:abstractNum w:abstractNumId="112" w15:restartNumberingAfterBreak="0">
+  <w:abstractNum w:abstractNumId="115" w15:restartNumberingAfterBreak="0">
     <w:nsid w:val="57D14895"/>
     <w:multiLevelType w:val="multilevel"/>
     <w:tmpl w:val="939AE892"/>
@@ -19996,7 +20379,7 @@
       </w:rPr>
     </w:lvl>
   </w:abstractNum>
-  <w:abstractNum w:abstractNumId="113" w15:restartNumberingAfterBreak="0">
+  <w:abstractNum w:abstractNumId="116" w15:restartNumberingAfterBreak="0">
     <w:nsid w:val="58614C85"/>
     <w:multiLevelType w:val="multilevel"/>
     <w:tmpl w:val="B1905596"/>
@@ -20145,7 +20528,7 @@
       </w:rPr>
     </w:lvl>
   </w:abstractNum>
-  <w:abstractNum w:abstractNumId="114" w15:restartNumberingAfterBreak="0">
+  <w:abstractNum w:abstractNumId="117" w15:restartNumberingAfterBreak="0">
     <w:nsid w:val="58AD2807"/>
     <w:multiLevelType w:val="multilevel"/>
     <w:tmpl w:val="B490AE52"/>
@@ -20294,7 +20677,7 @@
       </w:rPr>
     </w:lvl>
   </w:abstractNum>
-  <w:abstractNum w:abstractNumId="115" w15:restartNumberingAfterBreak="0">
+  <w:abstractNum w:abstractNumId="118" w15:restartNumberingAfterBreak="0">
     <w:nsid w:val="58DB0438"/>
     <w:multiLevelType w:val="multilevel"/>
     <w:tmpl w:val="2A765D8A"/>
@@ -20443,7 +20826,7 @@
       </w:rPr>
     </w:lvl>
   </w:abstractNum>
-  <w:abstractNum w:abstractNumId="116" w15:restartNumberingAfterBreak="0">
+  <w:abstractNum w:abstractNumId="119" w15:restartNumberingAfterBreak="0">
     <w:nsid w:val="59265862"/>
     <w:multiLevelType w:val="multilevel"/>
     <w:tmpl w:val="C0808D20"/>
@@ -20592,7 +20975,7 @@
       </w:rPr>
     </w:lvl>
   </w:abstractNum>
-  <w:abstractNum w:abstractNumId="117" w15:restartNumberingAfterBreak="0">
+  <w:abstractNum w:abstractNumId="120" w15:restartNumberingAfterBreak="0">
     <w:nsid w:val="5A3C0BE8"/>
     <w:multiLevelType w:val="multilevel"/>
     <w:tmpl w:val="0F021716"/>
@@ -20741,7 +21124,7 @@
       </w:rPr>
     </w:lvl>
   </w:abstractNum>
-  <w:abstractNum w:abstractNumId="118" w15:restartNumberingAfterBreak="0">
+  <w:abstractNum w:abstractNumId="121" w15:restartNumberingAfterBreak="0">
     <w:nsid w:val="5A6D55F5"/>
     <w:multiLevelType w:val="multilevel"/>
     <w:tmpl w:val="A8264A56"/>
@@ -20890,7 +21273,7 @@
       </w:rPr>
     </w:lvl>
   </w:abstractNum>
-  <w:abstractNum w:abstractNumId="119" w15:restartNumberingAfterBreak="0">
+  <w:abstractNum w:abstractNumId="122" w15:restartNumberingAfterBreak="0">
     <w:nsid w:val="5AF7774D"/>
     <w:multiLevelType w:val="multilevel"/>
     <w:tmpl w:val="38D494C8"/>
@@ -21039,7 +21422,7 @@
       </w:rPr>
     </w:lvl>
   </w:abstractNum>
-  <w:abstractNum w:abstractNumId="120" w15:restartNumberingAfterBreak="0">
+  <w:abstractNum w:abstractNumId="123" w15:restartNumberingAfterBreak="0">
     <w:nsid w:val="5B121B4E"/>
     <w:multiLevelType w:val="multilevel"/>
     <w:tmpl w:val="5EA697C6"/>
@@ -21188,7 +21571,7 @@
       </w:rPr>
     </w:lvl>
   </w:abstractNum>
-  <w:abstractNum w:abstractNumId="121" w15:restartNumberingAfterBreak="0">
+  <w:abstractNum w:abstractNumId="124" w15:restartNumberingAfterBreak="0">
     <w:nsid w:val="5C673058"/>
     <w:multiLevelType w:val="multilevel"/>
     <w:tmpl w:val="D2861FB0"/>
@@ -21301,7 +21684,7 @@
       </w:pPr>
     </w:lvl>
   </w:abstractNum>
-  <w:abstractNum w:abstractNumId="122" w15:restartNumberingAfterBreak="0">
+  <w:abstractNum w:abstractNumId="125" w15:restartNumberingAfterBreak="0">
     <w:nsid w:val="5DE725D8"/>
     <w:multiLevelType w:val="multilevel"/>
     <w:tmpl w:val="11C891DE"/>
@@ -21450,7 +21833,7 @@
       </w:rPr>
     </w:lvl>
   </w:abstractNum>
-  <w:abstractNum w:abstractNumId="123" w15:restartNumberingAfterBreak="0">
+  <w:abstractNum w:abstractNumId="126" w15:restartNumberingAfterBreak="0">
     <w:nsid w:val="5F353974"/>
     <w:multiLevelType w:val="multilevel"/>
     <w:tmpl w:val="87345F9C"/>
@@ -21599,7 +21982,7 @@
       </w:rPr>
     </w:lvl>
   </w:abstractNum>
-  <w:abstractNum w:abstractNumId="124" w15:restartNumberingAfterBreak="0">
+  <w:abstractNum w:abstractNumId="127" w15:restartNumberingAfterBreak="0">
     <w:nsid w:val="5F8966AD"/>
     <w:multiLevelType w:val="multilevel"/>
     <w:tmpl w:val="78920A16"/>
@@ -21748,7 +22131,7 @@
       </w:rPr>
     </w:lvl>
   </w:abstractNum>
-  <w:abstractNum w:abstractNumId="125" w15:restartNumberingAfterBreak="0">
+  <w:abstractNum w:abstractNumId="128" w15:restartNumberingAfterBreak="0">
     <w:nsid w:val="618322DF"/>
     <w:multiLevelType w:val="multilevel"/>
     <w:tmpl w:val="21842E2E"/>
@@ -21897,7 +22280,7 @@
       </w:rPr>
     </w:lvl>
   </w:abstractNum>
-  <w:abstractNum w:abstractNumId="126" w15:restartNumberingAfterBreak="0">
+  <w:abstractNum w:abstractNumId="129" w15:restartNumberingAfterBreak="0">
     <w:nsid w:val="6290762F"/>
     <w:multiLevelType w:val="multilevel"/>
     <w:tmpl w:val="8F2CFB30"/>
@@ -22046,7 +22429,7 @@
       </w:rPr>
     </w:lvl>
   </w:abstractNum>
-  <w:abstractNum w:abstractNumId="127" w15:restartNumberingAfterBreak="0">
+  <w:abstractNum w:abstractNumId="130" w15:restartNumberingAfterBreak="0">
     <w:nsid w:val="63D35C06"/>
     <w:multiLevelType w:val="multilevel"/>
     <w:tmpl w:val="199A87A8"/>
@@ -22195,7 +22578,7 @@
       </w:rPr>
     </w:lvl>
   </w:abstractNum>
-  <w:abstractNum w:abstractNumId="128" w15:restartNumberingAfterBreak="0">
+  <w:abstractNum w:abstractNumId="131" w15:restartNumberingAfterBreak="0">
     <w:nsid w:val="6434639A"/>
     <w:multiLevelType w:val="multilevel"/>
     <w:tmpl w:val="C272056E"/>
@@ -22344,7 +22727,7 @@
       </w:rPr>
     </w:lvl>
   </w:abstractNum>
-  <w:abstractNum w:abstractNumId="129" w15:restartNumberingAfterBreak="0">
+  <w:abstractNum w:abstractNumId="132" w15:restartNumberingAfterBreak="0">
     <w:nsid w:val="644A3DAE"/>
     <w:multiLevelType w:val="multilevel"/>
     <w:tmpl w:val="0260868E"/>
@@ -22493,7 +22876,7 @@
       </w:rPr>
     </w:lvl>
   </w:abstractNum>
-  <w:abstractNum w:abstractNumId="130" w15:restartNumberingAfterBreak="0">
+  <w:abstractNum w:abstractNumId="133" w15:restartNumberingAfterBreak="0">
     <w:nsid w:val="64EF7CAD"/>
     <w:multiLevelType w:val="multilevel"/>
     <w:tmpl w:val="A95A4DFC"/>
@@ -22606,7 +22989,7 @@
       </w:pPr>
     </w:lvl>
   </w:abstractNum>
-  <w:abstractNum w:abstractNumId="131" w15:restartNumberingAfterBreak="0">
+  <w:abstractNum w:abstractNumId="134" w15:restartNumberingAfterBreak="0">
     <w:nsid w:val="659421CE"/>
     <w:multiLevelType w:val="multilevel"/>
     <w:tmpl w:val="190054CC"/>
@@ -22755,7 +23138,7 @@
       </w:rPr>
     </w:lvl>
   </w:abstractNum>
-  <w:abstractNum w:abstractNumId="132" w15:restartNumberingAfterBreak="0">
+  <w:abstractNum w:abstractNumId="135" w15:restartNumberingAfterBreak="0">
     <w:nsid w:val="66EB225A"/>
     <w:multiLevelType w:val="multilevel"/>
     <w:tmpl w:val="3A38C472"/>
@@ -22904,7 +23287,7 @@
       </w:rPr>
     </w:lvl>
   </w:abstractNum>
-  <w:abstractNum w:abstractNumId="133" w15:restartNumberingAfterBreak="0">
+  <w:abstractNum w:abstractNumId="136" w15:restartNumberingAfterBreak="0">
     <w:nsid w:val="67CD7436"/>
     <w:multiLevelType w:val="multilevel"/>
     <w:tmpl w:val="1AB6FD62"/>
@@ -23053,7 +23436,7 @@
       </w:rPr>
     </w:lvl>
   </w:abstractNum>
-  <w:abstractNum w:abstractNumId="134" w15:restartNumberingAfterBreak="0">
+  <w:abstractNum w:abstractNumId="137" w15:restartNumberingAfterBreak="0">
     <w:nsid w:val="68D628A0"/>
     <w:multiLevelType w:val="multilevel"/>
     <w:tmpl w:val="91725268"/>
@@ -23166,7 +23549,7 @@
       </w:pPr>
     </w:lvl>
   </w:abstractNum>
-  <w:abstractNum w:abstractNumId="135" w15:restartNumberingAfterBreak="0">
+  <w:abstractNum w:abstractNumId="138" w15:restartNumberingAfterBreak="0">
     <w:nsid w:val="690663CA"/>
     <w:multiLevelType w:val="multilevel"/>
     <w:tmpl w:val="19B6A454"/>
@@ -23315,7 +23698,93 @@
       </w:rPr>
     </w:lvl>
   </w:abstractNum>
-  <w:abstractNum w:abstractNumId="136" w15:restartNumberingAfterBreak="0">
+  <w:abstractNum w:abstractNumId="139" w15:restartNumberingAfterBreak="0">
+    <w:nsid w:val="69D02E8F"/>
+    <w:multiLevelType w:val="hybridMultilevel"/>
+    <w:tmpl w:val="B810CFE2"/>
+    <w:lvl w:ilvl="0" w:tplc="4009000F">
+      <w:start w:val="1"/>
+      <w:numFmt w:val="decimal"/>
+      <w:lvlText w:val="%1."/>
+      <w:lvlJc w:val="left"/>
+      <w:pPr>
+        <w:ind w:left="720" w:hanging="360"/>
+      </w:pPr>
+    </w:lvl>
+    <w:lvl w:ilvl="1" w:tplc="40090019" w:tentative="1">
+      <w:start w:val="1"/>
+      <w:numFmt w:val="lowerLetter"/>
+      <w:lvlText w:val="%2."/>
+      <w:lvlJc w:val="left"/>
+      <w:pPr>
+        <w:ind w:left="1440" w:hanging="360"/>
+      </w:pPr>
+    </w:lvl>
+    <w:lvl w:ilvl="2" w:tplc="4009001B" w:tentative="1">
+      <w:start w:val="1"/>
+      <w:numFmt w:val="lowerRoman"/>
+      <w:lvlText w:val="%3."/>
+      <w:lvlJc w:val="right"/>
+      <w:pPr>
+        <w:ind w:left="2160" w:hanging="180"/>
+      </w:pPr>
+    </w:lvl>
+    <w:lvl w:ilvl="3" w:tplc="4009000F" w:tentative="1">
+      <w:start w:val="1"/>
+      <w:numFmt w:val="decimal"/>
+      <w:lvlText w:val="%4."/>
+      <w:lvlJc w:val="left"/>
+      <w:pPr>
+        <w:ind w:left="2880" w:hanging="360"/>
+      </w:pPr>
+    </w:lvl>
+    <w:lvl w:ilvl="4" w:tplc="40090019" w:tentative="1">
+      <w:start w:val="1"/>
+      <w:numFmt w:val="lowerLetter"/>
+      <w:lvlText w:val="%5."/>
+      <w:lvlJc w:val="left"/>
+      <w:pPr>
+        <w:ind w:left="3600" w:hanging="360"/>
+      </w:pPr>
+    </w:lvl>
+    <w:lvl w:ilvl="5" w:tplc="4009001B" w:tentative="1">
+      <w:start w:val="1"/>
+      <w:numFmt w:val="lowerRoman"/>
+      <w:lvlText w:val="%6."/>
+      <w:lvlJc w:val="right"/>
+      <w:pPr>
+        <w:ind w:left="4320" w:hanging="180"/>
+      </w:pPr>
+    </w:lvl>
+    <w:lvl w:ilvl="6" w:tplc="4009000F" w:tentative="1">
+      <w:start w:val="1"/>
+      <w:numFmt w:val="decimal"/>
+      <w:lvlText w:val="%7."/>
+      <w:lvlJc w:val="left"/>
+      <w:pPr>
+        <w:ind w:left="5040" w:hanging="360"/>
+      </w:pPr>
+    </w:lvl>
+    <w:lvl w:ilvl="7" w:tplc="40090019" w:tentative="1">
+      <w:start w:val="1"/>
+      <w:numFmt w:val="lowerLetter"/>
+      <w:lvlText w:val="%8."/>
+      <w:lvlJc w:val="left"/>
+      <w:pPr>
+        <w:ind w:left="5760" w:hanging="360"/>
+      </w:pPr>
+    </w:lvl>
+    <w:lvl w:ilvl="8" w:tplc="4009001B" w:tentative="1">
+      <w:start w:val="1"/>
+      <w:numFmt w:val="lowerRoman"/>
+      <w:lvlText w:val="%9."/>
+      <w:lvlJc w:val="right"/>
+      <w:pPr>
+        <w:ind w:left="6480" w:hanging="180"/>
+      </w:pPr>
+    </w:lvl>
+  </w:abstractNum>
+  <w:abstractNum w:abstractNumId="140" w15:restartNumberingAfterBreak="0">
     <w:nsid w:val="6A367896"/>
     <w:multiLevelType w:val="multilevel"/>
     <w:tmpl w:val="D8AA93D2"/>
@@ -23428,7 +23897,7 @@
       </w:pPr>
     </w:lvl>
   </w:abstractNum>
-  <w:abstractNum w:abstractNumId="137" w15:restartNumberingAfterBreak="0">
+  <w:abstractNum w:abstractNumId="141" w15:restartNumberingAfterBreak="0">
     <w:nsid w:val="6A5511E9"/>
     <w:multiLevelType w:val="multilevel"/>
     <w:tmpl w:val="A4721F3A"/>
@@ -23577,7 +24046,7 @@
       </w:rPr>
     </w:lvl>
   </w:abstractNum>
-  <w:abstractNum w:abstractNumId="138" w15:restartNumberingAfterBreak="0">
+  <w:abstractNum w:abstractNumId="142" w15:restartNumberingAfterBreak="0">
     <w:nsid w:val="6BC52C08"/>
     <w:multiLevelType w:val="multilevel"/>
     <w:tmpl w:val="F5E042A8"/>
@@ -23726,7 +24195,7 @@
       </w:rPr>
     </w:lvl>
   </w:abstractNum>
-  <w:abstractNum w:abstractNumId="139" w15:restartNumberingAfterBreak="0">
+  <w:abstractNum w:abstractNumId="143" w15:restartNumberingAfterBreak="0">
     <w:nsid w:val="6CF9687B"/>
     <w:multiLevelType w:val="multilevel"/>
     <w:tmpl w:val="2A80D446"/>
@@ -23875,7 +24344,7 @@
       </w:rPr>
     </w:lvl>
   </w:abstractNum>
-  <w:abstractNum w:abstractNumId="140" w15:restartNumberingAfterBreak="0">
+  <w:abstractNum w:abstractNumId="144" w15:restartNumberingAfterBreak="0">
     <w:nsid w:val="6DC728CA"/>
     <w:multiLevelType w:val="multilevel"/>
     <w:tmpl w:val="19C05F38"/>
@@ -23988,7 +24457,7 @@
       </w:pPr>
     </w:lvl>
   </w:abstractNum>
-  <w:abstractNum w:abstractNumId="141" w15:restartNumberingAfterBreak="0">
+  <w:abstractNum w:abstractNumId="145" w15:restartNumberingAfterBreak="0">
     <w:nsid w:val="6E190BAE"/>
     <w:multiLevelType w:val="multilevel"/>
     <w:tmpl w:val="A24A646A"/>
@@ -24137,7 +24606,7 @@
       </w:rPr>
     </w:lvl>
   </w:abstractNum>
-  <w:abstractNum w:abstractNumId="142" w15:restartNumberingAfterBreak="0">
+  <w:abstractNum w:abstractNumId="146" w15:restartNumberingAfterBreak="0">
     <w:nsid w:val="6FA42D33"/>
     <w:multiLevelType w:val="multilevel"/>
     <w:tmpl w:val="5EF2FC86"/>
@@ -24286,7 +24755,7 @@
       </w:rPr>
     </w:lvl>
   </w:abstractNum>
-  <w:abstractNum w:abstractNumId="143" w15:restartNumberingAfterBreak="0">
+  <w:abstractNum w:abstractNumId="147" w15:restartNumberingAfterBreak="0">
     <w:nsid w:val="6FAF6383"/>
     <w:multiLevelType w:val="multilevel"/>
     <w:tmpl w:val="BB30B5C4"/>
@@ -24399,7 +24868,7 @@
       </w:pPr>
     </w:lvl>
   </w:abstractNum>
-  <w:abstractNum w:abstractNumId="144" w15:restartNumberingAfterBreak="0">
+  <w:abstractNum w:abstractNumId="148" w15:restartNumberingAfterBreak="0">
     <w:nsid w:val="6FD47226"/>
     <w:multiLevelType w:val="multilevel"/>
     <w:tmpl w:val="BAB8D080"/>
@@ -24548,7 +25017,7 @@
       </w:rPr>
     </w:lvl>
   </w:abstractNum>
-  <w:abstractNum w:abstractNumId="145" w15:restartNumberingAfterBreak="0">
+  <w:abstractNum w:abstractNumId="149" w15:restartNumberingAfterBreak="0">
     <w:nsid w:val="71202C9E"/>
     <w:multiLevelType w:val="multilevel"/>
     <w:tmpl w:val="EBD2716E"/>
@@ -24697,7 +25166,7 @@
       </w:rPr>
     </w:lvl>
   </w:abstractNum>
-  <w:abstractNum w:abstractNumId="146" w15:restartNumberingAfterBreak="0">
+  <w:abstractNum w:abstractNumId="150" w15:restartNumberingAfterBreak="0">
     <w:nsid w:val="71506C2D"/>
     <w:multiLevelType w:val="multilevel"/>
     <w:tmpl w:val="AB8A4910"/>
@@ -24846,7 +25315,7 @@
       </w:rPr>
     </w:lvl>
   </w:abstractNum>
-  <w:abstractNum w:abstractNumId="147" w15:restartNumberingAfterBreak="0">
+  <w:abstractNum w:abstractNumId="151" w15:restartNumberingAfterBreak="0">
     <w:nsid w:val="72EF16D1"/>
     <w:multiLevelType w:val="multilevel"/>
     <w:tmpl w:val="25D480CA"/>
@@ -24995,7 +25464,7 @@
       </w:rPr>
     </w:lvl>
   </w:abstractNum>
-  <w:abstractNum w:abstractNumId="148" w15:restartNumberingAfterBreak="0">
+  <w:abstractNum w:abstractNumId="152" w15:restartNumberingAfterBreak="0">
     <w:nsid w:val="730B306C"/>
     <w:multiLevelType w:val="multilevel"/>
     <w:tmpl w:val="D6C037D4"/>
@@ -25144,7 +25613,7 @@
       </w:rPr>
     </w:lvl>
   </w:abstractNum>
-  <w:abstractNum w:abstractNumId="149" w15:restartNumberingAfterBreak="0">
+  <w:abstractNum w:abstractNumId="153" w15:restartNumberingAfterBreak="0">
     <w:nsid w:val="73F71ADE"/>
     <w:multiLevelType w:val="multilevel"/>
     <w:tmpl w:val="C0F06D92"/>
@@ -25293,7 +25762,7 @@
       </w:rPr>
     </w:lvl>
   </w:abstractNum>
-  <w:abstractNum w:abstractNumId="150" w15:restartNumberingAfterBreak="0">
+  <w:abstractNum w:abstractNumId="154" w15:restartNumberingAfterBreak="0">
     <w:nsid w:val="73FA7FDF"/>
     <w:multiLevelType w:val="multilevel"/>
     <w:tmpl w:val="DDDCE112"/>
@@ -25442,7 +25911,7 @@
       </w:rPr>
     </w:lvl>
   </w:abstractNum>
-  <w:abstractNum w:abstractNumId="151" w15:restartNumberingAfterBreak="0">
+  <w:abstractNum w:abstractNumId="155" w15:restartNumberingAfterBreak="0">
     <w:nsid w:val="744C4B73"/>
     <w:multiLevelType w:val="multilevel"/>
     <w:tmpl w:val="71D8FCF0"/>
@@ -25591,7 +26060,7 @@
       </w:rPr>
     </w:lvl>
   </w:abstractNum>
-  <w:abstractNum w:abstractNumId="152" w15:restartNumberingAfterBreak="0">
+  <w:abstractNum w:abstractNumId="156" w15:restartNumberingAfterBreak="0">
     <w:nsid w:val="768A63A1"/>
     <w:multiLevelType w:val="multilevel"/>
     <w:tmpl w:val="C89EF0F0"/>
@@ -25740,7 +26209,7 @@
       </w:rPr>
     </w:lvl>
   </w:abstractNum>
-  <w:abstractNum w:abstractNumId="153" w15:restartNumberingAfterBreak="0">
+  <w:abstractNum w:abstractNumId="157" w15:restartNumberingAfterBreak="0">
     <w:nsid w:val="784E15BB"/>
     <w:multiLevelType w:val="multilevel"/>
     <w:tmpl w:val="925E8900"/>
@@ -25853,7 +26322,7 @@
       </w:pPr>
     </w:lvl>
   </w:abstractNum>
-  <w:abstractNum w:abstractNumId="154" w15:restartNumberingAfterBreak="0">
+  <w:abstractNum w:abstractNumId="158" w15:restartNumberingAfterBreak="0">
     <w:nsid w:val="78563BC7"/>
     <w:multiLevelType w:val="multilevel"/>
     <w:tmpl w:val="E79CC750"/>
@@ -25966,7 +26435,7 @@
       </w:pPr>
     </w:lvl>
   </w:abstractNum>
-  <w:abstractNum w:abstractNumId="155" w15:restartNumberingAfterBreak="0">
+  <w:abstractNum w:abstractNumId="159" w15:restartNumberingAfterBreak="0">
     <w:nsid w:val="788E36FA"/>
     <w:multiLevelType w:val="multilevel"/>
     <w:tmpl w:val="CCB26564"/>
@@ -26115,7 +26584,7 @@
       </w:rPr>
     </w:lvl>
   </w:abstractNum>
-  <w:abstractNum w:abstractNumId="156" w15:restartNumberingAfterBreak="0">
+  <w:abstractNum w:abstractNumId="160" w15:restartNumberingAfterBreak="0">
     <w:nsid w:val="78BF0870"/>
     <w:multiLevelType w:val="multilevel"/>
     <w:tmpl w:val="BC6617B8"/>
@@ -26264,7 +26733,7 @@
       </w:rPr>
     </w:lvl>
   </w:abstractNum>
-  <w:abstractNum w:abstractNumId="157" w15:restartNumberingAfterBreak="0">
+  <w:abstractNum w:abstractNumId="161" w15:restartNumberingAfterBreak="0">
     <w:nsid w:val="78F93921"/>
     <w:multiLevelType w:val="multilevel"/>
     <w:tmpl w:val="E00CB382"/>
@@ -26377,7 +26846,7 @@
       </w:pPr>
     </w:lvl>
   </w:abstractNum>
-  <w:abstractNum w:abstractNumId="158" w15:restartNumberingAfterBreak="0">
+  <w:abstractNum w:abstractNumId="162" w15:restartNumberingAfterBreak="0">
     <w:nsid w:val="796455DF"/>
     <w:multiLevelType w:val="multilevel"/>
     <w:tmpl w:val="2294CE22"/>
@@ -26526,7 +26995,7 @@
       </w:rPr>
     </w:lvl>
   </w:abstractNum>
-  <w:abstractNum w:abstractNumId="159" w15:restartNumberingAfterBreak="0">
+  <w:abstractNum w:abstractNumId="163" w15:restartNumberingAfterBreak="0">
     <w:nsid w:val="7A863765"/>
     <w:multiLevelType w:val="multilevel"/>
     <w:tmpl w:val="B2E0AE52"/>
@@ -26639,7 +27108,7 @@
       </w:pPr>
     </w:lvl>
   </w:abstractNum>
-  <w:abstractNum w:abstractNumId="160" w15:restartNumberingAfterBreak="0">
+  <w:abstractNum w:abstractNumId="164" w15:restartNumberingAfterBreak="0">
     <w:nsid w:val="7B1A5763"/>
     <w:multiLevelType w:val="multilevel"/>
     <w:tmpl w:val="4F909A22"/>
@@ -26752,7 +27221,7 @@
       </w:pPr>
     </w:lvl>
   </w:abstractNum>
-  <w:abstractNum w:abstractNumId="161" w15:restartNumberingAfterBreak="0">
+  <w:abstractNum w:abstractNumId="165" w15:restartNumberingAfterBreak="0">
     <w:nsid w:val="7C010A75"/>
     <w:multiLevelType w:val="multilevel"/>
     <w:tmpl w:val="CAF81C30"/>
@@ -26901,7 +27370,7 @@
       </w:rPr>
     </w:lvl>
   </w:abstractNum>
-  <w:abstractNum w:abstractNumId="162" w15:restartNumberingAfterBreak="0">
+  <w:abstractNum w:abstractNumId="166" w15:restartNumberingAfterBreak="0">
     <w:nsid w:val="7C2F7893"/>
     <w:multiLevelType w:val="multilevel"/>
     <w:tmpl w:val="07662FEA"/>
@@ -27050,7 +27519,7 @@
       </w:rPr>
     </w:lvl>
   </w:abstractNum>
-  <w:abstractNum w:abstractNumId="163" w15:restartNumberingAfterBreak="0">
+  <w:abstractNum w:abstractNumId="167" w15:restartNumberingAfterBreak="0">
     <w:nsid w:val="7C7C6883"/>
     <w:multiLevelType w:val="multilevel"/>
     <w:tmpl w:val="4EE2BF0A"/>
@@ -27199,7 +27668,7 @@
       </w:rPr>
     </w:lvl>
   </w:abstractNum>
-  <w:abstractNum w:abstractNumId="164" w15:restartNumberingAfterBreak="0">
+  <w:abstractNum w:abstractNumId="168" w15:restartNumberingAfterBreak="0">
     <w:nsid w:val="7CAF066C"/>
     <w:multiLevelType w:val="multilevel"/>
     <w:tmpl w:val="23B2B532"/>
@@ -27348,7 +27817,7 @@
       </w:rPr>
     </w:lvl>
   </w:abstractNum>
-  <w:abstractNum w:abstractNumId="165" w15:restartNumberingAfterBreak="0">
+  <w:abstractNum w:abstractNumId="169" w15:restartNumberingAfterBreak="0">
     <w:nsid w:val="7CEB07E6"/>
     <w:multiLevelType w:val="multilevel"/>
     <w:tmpl w:val="825454E4"/>
@@ -27461,7 +27930,7 @@
       </w:pPr>
     </w:lvl>
   </w:abstractNum>
-  <w:abstractNum w:abstractNumId="166" w15:restartNumberingAfterBreak="0">
+  <w:abstractNum w:abstractNumId="170" w15:restartNumberingAfterBreak="0">
     <w:nsid w:val="7D9E706F"/>
     <w:multiLevelType w:val="multilevel"/>
     <w:tmpl w:val="3C5612F8"/>
@@ -27610,7 +28079,7 @@
       </w:rPr>
     </w:lvl>
   </w:abstractNum>
-  <w:abstractNum w:abstractNumId="167" w15:restartNumberingAfterBreak="0">
+  <w:abstractNum w:abstractNumId="171" w15:restartNumberingAfterBreak="0">
     <w:nsid w:val="7F426C84"/>
     <w:multiLevelType w:val="multilevel"/>
     <w:tmpl w:val="9C446836"/>
@@ -27760,82 +28229,82 @@
     </w:lvl>
   </w:abstractNum>
   <w:num w:numId="1" w16cid:durableId="1509637278">
-    <w:abstractNumId w:val="82"/>
+    <w:abstractNumId w:val="85"/>
   </w:num>
   <w:num w:numId="2" w16cid:durableId="729381577">
-    <w:abstractNumId w:val="55"/>
+    <w:abstractNumId w:val="57"/>
   </w:num>
   <w:num w:numId="3" w16cid:durableId="229463828">
-    <w:abstractNumId w:val="109"/>
+    <w:abstractNumId w:val="112"/>
   </w:num>
   <w:num w:numId="4" w16cid:durableId="2085179466">
-    <w:abstractNumId w:val="100"/>
+    <w:abstractNumId w:val="103"/>
   </w:num>
   <w:num w:numId="5" w16cid:durableId="1423915200">
-    <w:abstractNumId w:val="158"/>
+    <w:abstractNumId w:val="162"/>
   </w:num>
   <w:num w:numId="6" w16cid:durableId="582956184">
-    <w:abstractNumId w:val="95"/>
+    <w:abstractNumId w:val="98"/>
   </w:num>
   <w:num w:numId="7" w16cid:durableId="1707681909">
-    <w:abstractNumId w:val="141"/>
+    <w:abstractNumId w:val="145"/>
   </w:num>
   <w:num w:numId="8" w16cid:durableId="763644805">
-    <w:abstractNumId w:val="111"/>
+    <w:abstractNumId w:val="114"/>
   </w:num>
   <w:num w:numId="9" w16cid:durableId="518198518">
-    <w:abstractNumId w:val="156"/>
+    <w:abstractNumId w:val="160"/>
   </w:num>
   <w:num w:numId="10" w16cid:durableId="1538472720">
-    <w:abstractNumId w:val="127"/>
+    <w:abstractNumId w:val="130"/>
   </w:num>
   <w:num w:numId="11" w16cid:durableId="231621493">
     <w:abstractNumId w:val="15"/>
   </w:num>
   <w:num w:numId="12" w16cid:durableId="1349411210">
-    <w:abstractNumId w:val="65"/>
+    <w:abstractNumId w:val="67"/>
   </w:num>
   <w:num w:numId="13" w16cid:durableId="2075426707">
-    <w:abstractNumId w:val="62"/>
+    <w:abstractNumId w:val="64"/>
   </w:num>
   <w:num w:numId="14" w16cid:durableId="1843816185">
-    <w:abstractNumId w:val="154"/>
+    <w:abstractNumId w:val="158"/>
   </w:num>
   <w:num w:numId="15" w16cid:durableId="31922055">
-    <w:abstractNumId w:val="32"/>
+    <w:abstractNumId w:val="33"/>
   </w:num>
   <w:num w:numId="16" w16cid:durableId="1709144025">
-    <w:abstractNumId w:val="143"/>
+    <w:abstractNumId w:val="147"/>
   </w:num>
   <w:num w:numId="17" w16cid:durableId="2050714088">
-    <w:abstractNumId w:val="120"/>
+    <w:abstractNumId w:val="123"/>
   </w:num>
   <w:num w:numId="18" w16cid:durableId="1338657430">
-    <w:abstractNumId w:val="64"/>
+    <w:abstractNumId w:val="66"/>
   </w:num>
   <w:num w:numId="19" w16cid:durableId="520433725">
     <w:abstractNumId w:val="21"/>
   </w:num>
   <w:num w:numId="20" w16cid:durableId="1934437807">
+    <w:abstractNumId w:val="120"/>
+  </w:num>
+  <w:num w:numId="21" w16cid:durableId="220555383">
     <w:abstractNumId w:val="117"/>
   </w:num>
-  <w:num w:numId="21" w16cid:durableId="220555383">
-    <w:abstractNumId w:val="114"/>
-  </w:num>
   <w:num w:numId="22" w16cid:durableId="924071129">
-    <w:abstractNumId w:val="142"/>
+    <w:abstractNumId w:val="146"/>
   </w:num>
   <w:num w:numId="23" w16cid:durableId="2111196267">
     <w:abstractNumId w:val="28"/>
   </w:num>
   <w:num w:numId="24" w16cid:durableId="1432431284">
-    <w:abstractNumId w:val="161"/>
+    <w:abstractNumId w:val="165"/>
   </w:num>
   <w:num w:numId="25" w16cid:durableId="2079932547">
-    <w:abstractNumId w:val="166"/>
+    <w:abstractNumId w:val="170"/>
   </w:num>
   <w:num w:numId="26" w16cid:durableId="1372420594">
-    <w:abstractNumId w:val="59"/>
+    <w:abstractNumId w:val="61"/>
   </w:num>
   <w:num w:numId="27" w16cid:durableId="183250680">
     <w:abstractNumId w:val="27"/>
@@ -27844,97 +28313,97 @@
     <w:abstractNumId w:val="16"/>
   </w:num>
   <w:num w:numId="29" w16cid:durableId="501237163">
-    <w:abstractNumId w:val="101"/>
+    <w:abstractNumId w:val="104"/>
   </w:num>
   <w:num w:numId="30" w16cid:durableId="127286676">
-    <w:abstractNumId w:val="149"/>
+    <w:abstractNumId w:val="153"/>
   </w:num>
   <w:num w:numId="31" w16cid:durableId="1082993414">
     <w:abstractNumId w:val="5"/>
   </w:num>
   <w:num w:numId="32" w16cid:durableId="1267229908">
-    <w:abstractNumId w:val="67"/>
+    <w:abstractNumId w:val="69"/>
   </w:num>
   <w:num w:numId="33" w16cid:durableId="1970279684">
-    <w:abstractNumId w:val="113"/>
+    <w:abstractNumId w:val="116"/>
   </w:num>
   <w:num w:numId="34" w16cid:durableId="1051881437">
-    <w:abstractNumId w:val="163"/>
+    <w:abstractNumId w:val="167"/>
   </w:num>
   <w:num w:numId="35" w16cid:durableId="1353872637">
-    <w:abstractNumId w:val="86"/>
+    <w:abstractNumId w:val="89"/>
   </w:num>
   <w:num w:numId="36" w16cid:durableId="346057927">
-    <w:abstractNumId w:val="139"/>
+    <w:abstractNumId w:val="143"/>
   </w:num>
   <w:num w:numId="37" w16cid:durableId="1065564215">
-    <w:abstractNumId w:val="91"/>
+    <w:abstractNumId w:val="94"/>
   </w:num>
   <w:num w:numId="38" w16cid:durableId="1208641846">
-    <w:abstractNumId w:val="87"/>
+    <w:abstractNumId w:val="90"/>
   </w:num>
   <w:num w:numId="39" w16cid:durableId="1661083257">
     <w:abstractNumId w:val="10"/>
   </w:num>
   <w:num w:numId="40" w16cid:durableId="810057498">
-    <w:abstractNumId w:val="79"/>
+    <w:abstractNumId w:val="82"/>
   </w:num>
   <w:num w:numId="41" w16cid:durableId="1238898952">
-    <w:abstractNumId w:val="122"/>
+    <w:abstractNumId w:val="125"/>
   </w:num>
   <w:num w:numId="42" w16cid:durableId="416638671">
-    <w:abstractNumId w:val="150"/>
+    <w:abstractNumId w:val="154"/>
   </w:num>
   <w:num w:numId="43" w16cid:durableId="1515732411">
-    <w:abstractNumId w:val="135"/>
+    <w:abstractNumId w:val="138"/>
   </w:num>
   <w:num w:numId="44" w16cid:durableId="2061856234">
-    <w:abstractNumId w:val="126"/>
+    <w:abstractNumId w:val="129"/>
   </w:num>
   <w:num w:numId="45" w16cid:durableId="2066248546">
     <w:abstractNumId w:val="6"/>
   </w:num>
   <w:num w:numId="46" w16cid:durableId="949706891">
-    <w:abstractNumId w:val="74"/>
+    <w:abstractNumId w:val="77"/>
   </w:num>
   <w:num w:numId="47" w16cid:durableId="577833712">
-    <w:abstractNumId w:val="153"/>
+    <w:abstractNumId w:val="157"/>
   </w:num>
   <w:num w:numId="48" w16cid:durableId="186456884">
-    <w:abstractNumId w:val="130"/>
+    <w:abstractNumId w:val="133"/>
   </w:num>
   <w:num w:numId="49" w16cid:durableId="834347535">
-    <w:abstractNumId w:val="56"/>
+    <w:abstractNumId w:val="58"/>
   </w:num>
   <w:num w:numId="50" w16cid:durableId="1433820333">
-    <w:abstractNumId w:val="98"/>
+    <w:abstractNumId w:val="101"/>
   </w:num>
   <w:num w:numId="51" w16cid:durableId="1190683653">
-    <w:abstractNumId w:val="46"/>
+    <w:abstractNumId w:val="48"/>
   </w:num>
   <w:num w:numId="52" w16cid:durableId="1624068928">
-    <w:abstractNumId w:val="134"/>
+    <w:abstractNumId w:val="137"/>
   </w:num>
   <w:num w:numId="53" w16cid:durableId="335308287">
     <w:abstractNumId w:val="24"/>
   </w:num>
   <w:num w:numId="54" w16cid:durableId="1871721268">
-    <w:abstractNumId w:val="90"/>
+    <w:abstractNumId w:val="93"/>
   </w:num>
   <w:num w:numId="55" w16cid:durableId="278416456">
+    <w:abstractNumId w:val="110"/>
+  </w:num>
+  <w:num w:numId="56" w16cid:durableId="1780252635">
+    <w:abstractNumId w:val="54"/>
+  </w:num>
+  <w:num w:numId="57" w16cid:durableId="290747444">
     <w:abstractNumId w:val="107"/>
   </w:num>
-  <w:num w:numId="56" w16cid:durableId="1780252635">
-    <w:abstractNumId w:val="52"/>
-  </w:num>
-  <w:num w:numId="57" w16cid:durableId="290747444">
-    <w:abstractNumId w:val="104"/>
-  </w:num>
   <w:num w:numId="58" w16cid:durableId="2127458345">
-    <w:abstractNumId w:val="75"/>
+    <w:abstractNumId w:val="78"/>
   </w:num>
   <w:num w:numId="59" w16cid:durableId="2044480666">
-    <w:abstractNumId w:val="125"/>
+    <w:abstractNumId w:val="128"/>
   </w:num>
   <w:num w:numId="60" w16cid:durableId="1592542916">
     <w:abstractNumId w:val="2"/>
@@ -27943,130 +28412,130 @@
     <w:abstractNumId w:val="8"/>
   </w:num>
   <w:num w:numId="62" w16cid:durableId="1246036751">
-    <w:abstractNumId w:val="110"/>
+    <w:abstractNumId w:val="113"/>
   </w:num>
   <w:num w:numId="63" w16cid:durableId="169762685">
-    <w:abstractNumId w:val="165"/>
+    <w:abstractNumId w:val="169"/>
   </w:num>
   <w:num w:numId="64" w16cid:durableId="198472073">
     <w:abstractNumId w:val="9"/>
   </w:num>
   <w:num w:numId="65" w16cid:durableId="1114520479">
-    <w:abstractNumId w:val="30"/>
+    <w:abstractNumId w:val="31"/>
   </w:num>
   <w:num w:numId="66" w16cid:durableId="2031561861">
     <w:abstractNumId w:val="12"/>
   </w:num>
   <w:num w:numId="67" w16cid:durableId="120149090">
-    <w:abstractNumId w:val="48"/>
+    <w:abstractNumId w:val="50"/>
   </w:num>
   <w:num w:numId="68" w16cid:durableId="451241554">
-    <w:abstractNumId w:val="155"/>
+    <w:abstractNumId w:val="159"/>
   </w:num>
   <w:num w:numId="69" w16cid:durableId="1450901865">
-    <w:abstractNumId w:val="31"/>
+    <w:abstractNumId w:val="32"/>
   </w:num>
   <w:num w:numId="70" w16cid:durableId="389115310">
-    <w:abstractNumId w:val="103"/>
+    <w:abstractNumId w:val="106"/>
   </w:num>
   <w:num w:numId="71" w16cid:durableId="2021077560">
-    <w:abstractNumId w:val="152"/>
+    <w:abstractNumId w:val="156"/>
   </w:num>
   <w:num w:numId="72" w16cid:durableId="1184437486">
     <w:abstractNumId w:val="20"/>
   </w:num>
   <w:num w:numId="73" w16cid:durableId="916016232">
-    <w:abstractNumId w:val="140"/>
+    <w:abstractNumId w:val="144"/>
   </w:num>
   <w:num w:numId="74" w16cid:durableId="608121298">
-    <w:abstractNumId w:val="133"/>
+    <w:abstractNumId w:val="136"/>
   </w:num>
   <w:num w:numId="75" w16cid:durableId="121312136">
-    <w:abstractNumId w:val="157"/>
+    <w:abstractNumId w:val="161"/>
   </w:num>
   <w:num w:numId="76" w16cid:durableId="1951891132">
     <w:abstractNumId w:val="7"/>
   </w:num>
   <w:num w:numId="77" w16cid:durableId="1112017526">
-    <w:abstractNumId w:val="88"/>
+    <w:abstractNumId w:val="91"/>
   </w:num>
   <w:num w:numId="78" w16cid:durableId="830565622">
     <w:abstractNumId w:val="0"/>
   </w:num>
   <w:num w:numId="79" w16cid:durableId="195967534">
-    <w:abstractNumId w:val="118"/>
+    <w:abstractNumId w:val="121"/>
   </w:num>
   <w:num w:numId="80" w16cid:durableId="1084306174">
-    <w:abstractNumId w:val="89"/>
+    <w:abstractNumId w:val="92"/>
   </w:num>
   <w:num w:numId="81" w16cid:durableId="1249734651">
-    <w:abstractNumId w:val="42"/>
+    <w:abstractNumId w:val="44"/>
   </w:num>
   <w:num w:numId="82" w16cid:durableId="914121602">
-    <w:abstractNumId w:val="60"/>
+    <w:abstractNumId w:val="62"/>
   </w:num>
   <w:num w:numId="83" w16cid:durableId="1017463571">
-    <w:abstractNumId w:val="131"/>
+    <w:abstractNumId w:val="134"/>
   </w:num>
   <w:num w:numId="84" w16cid:durableId="601257156">
-    <w:abstractNumId w:val="144"/>
+    <w:abstractNumId w:val="148"/>
   </w:num>
   <w:num w:numId="85" w16cid:durableId="444233764">
-    <w:abstractNumId w:val="84"/>
+    <w:abstractNumId w:val="87"/>
   </w:num>
   <w:num w:numId="86" w16cid:durableId="840774894">
-    <w:abstractNumId w:val="124"/>
+    <w:abstractNumId w:val="127"/>
   </w:num>
   <w:num w:numId="87" w16cid:durableId="1309900022">
-    <w:abstractNumId w:val="116"/>
+    <w:abstractNumId w:val="119"/>
   </w:num>
   <w:num w:numId="88" w16cid:durableId="1510683587">
-    <w:abstractNumId w:val="85"/>
+    <w:abstractNumId w:val="88"/>
   </w:num>
   <w:num w:numId="89" w16cid:durableId="780607366">
-    <w:abstractNumId w:val="34"/>
+    <w:abstractNumId w:val="36"/>
   </w:num>
   <w:num w:numId="90" w16cid:durableId="1158425139">
-    <w:abstractNumId w:val="162"/>
+    <w:abstractNumId w:val="166"/>
   </w:num>
   <w:num w:numId="91" w16cid:durableId="606616211">
     <w:abstractNumId w:val="14"/>
   </w:num>
   <w:num w:numId="92" w16cid:durableId="151216697">
-    <w:abstractNumId w:val="115"/>
+    <w:abstractNumId w:val="118"/>
   </w:num>
   <w:num w:numId="93" w16cid:durableId="199128631">
-    <w:abstractNumId w:val="70"/>
+    <w:abstractNumId w:val="73"/>
   </w:num>
   <w:num w:numId="94" w16cid:durableId="451170162">
-    <w:abstractNumId w:val="119"/>
+    <w:abstractNumId w:val="122"/>
   </w:num>
   <w:num w:numId="95" w16cid:durableId="278726539">
     <w:abstractNumId w:val="23"/>
   </w:num>
   <w:num w:numId="96" w16cid:durableId="47805668">
-    <w:abstractNumId w:val="41"/>
+    <w:abstractNumId w:val="43"/>
   </w:num>
   <w:num w:numId="97" w16cid:durableId="1403328374">
-    <w:abstractNumId w:val="112"/>
+    <w:abstractNumId w:val="115"/>
   </w:num>
   <w:num w:numId="98" w16cid:durableId="1372729982">
+    <w:abstractNumId w:val="53"/>
+  </w:num>
+  <w:num w:numId="99" w16cid:durableId="832642911">
+    <w:abstractNumId w:val="83"/>
+  </w:num>
+  <w:num w:numId="100" w16cid:durableId="990215474">
+    <w:abstractNumId w:val="76"/>
+  </w:num>
+  <w:num w:numId="101" w16cid:durableId="863253104">
+    <w:abstractNumId w:val="171"/>
+  </w:num>
+  <w:num w:numId="102" w16cid:durableId="1487894173">
     <w:abstractNumId w:val="51"/>
   </w:num>
-  <w:num w:numId="99" w16cid:durableId="832642911">
-    <w:abstractNumId w:val="80"/>
-  </w:num>
-  <w:num w:numId="100" w16cid:durableId="990215474">
-    <w:abstractNumId w:val="73"/>
-  </w:num>
-  <w:num w:numId="101" w16cid:durableId="863253104">
-    <w:abstractNumId w:val="167"/>
-  </w:num>
-  <w:num w:numId="102" w16cid:durableId="1487894173">
-    <w:abstractNumId w:val="49"/>
-  </w:num>
   <w:num w:numId="103" w16cid:durableId="1721710302">
-    <w:abstractNumId w:val="83"/>
+    <w:abstractNumId w:val="86"/>
   </w:num>
   <w:num w:numId="104" w16cid:durableId="1389186083">
     <w:abstractNumId w:val="26"/>
@@ -28075,25 +28544,25 @@
     <w:abstractNumId w:val="13"/>
   </w:num>
   <w:num w:numId="106" w16cid:durableId="544760773">
-    <w:abstractNumId w:val="97"/>
+    <w:abstractNumId w:val="100"/>
   </w:num>
   <w:num w:numId="107" w16cid:durableId="56393008">
-    <w:abstractNumId w:val="81"/>
+    <w:abstractNumId w:val="84"/>
   </w:num>
   <w:num w:numId="108" w16cid:durableId="1082415177">
-    <w:abstractNumId w:val="76"/>
+    <w:abstractNumId w:val="79"/>
   </w:num>
   <w:num w:numId="109" w16cid:durableId="1180966148">
-    <w:abstractNumId w:val="66"/>
+    <w:abstractNumId w:val="68"/>
   </w:num>
   <w:num w:numId="110" w16cid:durableId="1082147241">
-    <w:abstractNumId w:val="123"/>
+    <w:abstractNumId w:val="126"/>
   </w:num>
   <w:num w:numId="111" w16cid:durableId="1828210531">
-    <w:abstractNumId w:val="45"/>
+    <w:abstractNumId w:val="47"/>
   </w:num>
   <w:num w:numId="112" w16cid:durableId="1071003935">
-    <w:abstractNumId w:val="129"/>
+    <w:abstractNumId w:val="132"/>
   </w:num>
   <w:num w:numId="113" w16cid:durableId="541327559">
     <w:abstractNumId w:val="18"/>
@@ -28102,25 +28571,25 @@
     <w:abstractNumId w:val="3"/>
   </w:num>
   <w:num w:numId="115" w16cid:durableId="1254167372">
-    <w:abstractNumId w:val="43"/>
+    <w:abstractNumId w:val="45"/>
   </w:num>
   <w:num w:numId="116" w16cid:durableId="510871264">
-    <w:abstractNumId w:val="151"/>
+    <w:abstractNumId w:val="155"/>
   </w:num>
   <w:num w:numId="117" w16cid:durableId="1226644549">
-    <w:abstractNumId w:val="92"/>
+    <w:abstractNumId w:val="95"/>
   </w:num>
   <w:num w:numId="118" w16cid:durableId="1739285216">
-    <w:abstractNumId w:val="57"/>
+    <w:abstractNumId w:val="59"/>
   </w:num>
   <w:num w:numId="119" w16cid:durableId="1334067885">
-    <w:abstractNumId w:val="138"/>
+    <w:abstractNumId w:val="142"/>
   </w:num>
   <w:num w:numId="120" w16cid:durableId="240796885">
-    <w:abstractNumId w:val="38"/>
+    <w:abstractNumId w:val="40"/>
   </w:num>
   <w:num w:numId="121" w16cid:durableId="137261784">
-    <w:abstractNumId w:val="145"/>
+    <w:abstractNumId w:val="149"/>
   </w:num>
   <w:num w:numId="122" w16cid:durableId="1998336894">
     <w:abstractNumId w:val="29"/>
@@ -28129,16 +28598,16 @@
     <w:abstractNumId w:val="19"/>
   </w:num>
   <w:num w:numId="124" w16cid:durableId="1128549673">
-    <w:abstractNumId w:val="93"/>
+    <w:abstractNumId w:val="96"/>
   </w:num>
   <w:num w:numId="125" w16cid:durableId="317929096">
-    <w:abstractNumId w:val="99"/>
+    <w:abstractNumId w:val="102"/>
   </w:num>
   <w:num w:numId="126" w16cid:durableId="2085488045">
-    <w:abstractNumId w:val="40"/>
+    <w:abstractNumId w:val="42"/>
   </w:num>
   <w:num w:numId="127" w16cid:durableId="1738816402">
-    <w:abstractNumId w:val="106"/>
+    <w:abstractNumId w:val="109"/>
   </w:num>
   <w:num w:numId="128" w16cid:durableId="1871256484">
     <w:abstractNumId w:val="11"/>
@@ -28147,121 +28616,133 @@
     <w:abstractNumId w:val="17"/>
   </w:num>
   <w:num w:numId="130" w16cid:durableId="495344188">
-    <w:abstractNumId w:val="36"/>
+    <w:abstractNumId w:val="38"/>
   </w:num>
   <w:num w:numId="131" w16cid:durableId="785850287">
-    <w:abstractNumId w:val="137"/>
+    <w:abstractNumId w:val="141"/>
   </w:num>
   <w:num w:numId="132" w16cid:durableId="1692409776">
-    <w:abstractNumId w:val="69"/>
+    <w:abstractNumId w:val="72"/>
   </w:num>
   <w:num w:numId="133" w16cid:durableId="1166897338">
     <w:abstractNumId w:val="1"/>
   </w:num>
   <w:num w:numId="134" w16cid:durableId="1845511512">
-    <w:abstractNumId w:val="102"/>
+    <w:abstractNumId w:val="105"/>
   </w:num>
   <w:num w:numId="135" w16cid:durableId="686635607">
-    <w:abstractNumId w:val="148"/>
+    <w:abstractNumId w:val="152"/>
   </w:num>
   <w:num w:numId="136" w16cid:durableId="1371032568">
-    <w:abstractNumId w:val="96"/>
+    <w:abstractNumId w:val="99"/>
   </w:num>
   <w:num w:numId="137" w16cid:durableId="848829448">
+    <w:abstractNumId w:val="74"/>
+  </w:num>
+  <w:num w:numId="138" w16cid:durableId="462384868">
+    <w:abstractNumId w:val="34"/>
+  </w:num>
+  <w:num w:numId="139" w16cid:durableId="1985967303">
+    <w:abstractNumId w:val="135"/>
+  </w:num>
+  <w:num w:numId="140" w16cid:durableId="1166629641">
     <w:abstractNumId w:val="71"/>
   </w:num>
-  <w:num w:numId="138" w16cid:durableId="462384868">
-    <w:abstractNumId w:val="33"/>
-  </w:num>
-  <w:num w:numId="139" w16cid:durableId="1985967303">
-    <w:abstractNumId w:val="132"/>
-  </w:num>
-  <w:num w:numId="140" w16cid:durableId="1166629641">
-    <w:abstractNumId w:val="68"/>
-  </w:num>
   <w:num w:numId="141" w16cid:durableId="2013097150">
-    <w:abstractNumId w:val="53"/>
+    <w:abstractNumId w:val="55"/>
   </w:num>
   <w:num w:numId="142" w16cid:durableId="1412846629">
     <w:abstractNumId w:val="4"/>
   </w:num>
   <w:num w:numId="143" w16cid:durableId="2144079653">
-    <w:abstractNumId w:val="58"/>
+    <w:abstractNumId w:val="60"/>
   </w:num>
   <w:num w:numId="144" w16cid:durableId="1488398704">
-    <w:abstractNumId w:val="63"/>
+    <w:abstractNumId w:val="65"/>
   </w:num>
   <w:num w:numId="145" w16cid:durableId="1907572739">
-    <w:abstractNumId w:val="108"/>
+    <w:abstractNumId w:val="111"/>
   </w:num>
   <w:num w:numId="146" w16cid:durableId="330060492">
-    <w:abstractNumId w:val="147"/>
+    <w:abstractNumId w:val="151"/>
   </w:num>
   <w:num w:numId="147" w16cid:durableId="687027575">
-    <w:abstractNumId w:val="44"/>
+    <w:abstractNumId w:val="46"/>
   </w:num>
   <w:num w:numId="148" w16cid:durableId="2017610903">
-    <w:abstractNumId w:val="94"/>
+    <w:abstractNumId w:val="97"/>
   </w:num>
   <w:num w:numId="149" w16cid:durableId="2001998941">
-    <w:abstractNumId w:val="164"/>
+    <w:abstractNumId w:val="168"/>
   </w:num>
   <w:num w:numId="150" w16cid:durableId="1346591261">
-    <w:abstractNumId w:val="128"/>
+    <w:abstractNumId w:val="131"/>
   </w:num>
   <w:num w:numId="151" w16cid:durableId="402996343">
-    <w:abstractNumId w:val="78"/>
+    <w:abstractNumId w:val="81"/>
   </w:num>
   <w:num w:numId="152" w16cid:durableId="511335917">
-    <w:abstractNumId w:val="146"/>
+    <w:abstractNumId w:val="150"/>
   </w:num>
   <w:num w:numId="153" w16cid:durableId="597062535">
     <w:abstractNumId w:val="22"/>
   </w:num>
   <w:num w:numId="154" w16cid:durableId="1803034395">
-    <w:abstractNumId w:val="105"/>
+    <w:abstractNumId w:val="108"/>
   </w:num>
   <w:num w:numId="155" w16cid:durableId="126974658">
-    <w:abstractNumId w:val="159"/>
+    <w:abstractNumId w:val="163"/>
   </w:num>
   <w:num w:numId="156" w16cid:durableId="255939692">
-    <w:abstractNumId w:val="121"/>
+    <w:abstractNumId w:val="124"/>
   </w:num>
   <w:num w:numId="157" w16cid:durableId="1565211996">
-    <w:abstractNumId w:val="160"/>
+    <w:abstractNumId w:val="164"/>
   </w:num>
   <w:num w:numId="158" w16cid:durableId="816266804">
-    <w:abstractNumId w:val="47"/>
+    <w:abstractNumId w:val="49"/>
   </w:num>
   <w:num w:numId="159" w16cid:durableId="1760248965">
+    <w:abstractNumId w:val="41"/>
+  </w:num>
+  <w:num w:numId="160" w16cid:durableId="18942737">
     <w:abstractNumId w:val="39"/>
   </w:num>
-  <w:num w:numId="160" w16cid:durableId="18942737">
+  <w:num w:numId="161" w16cid:durableId="576938472">
+    <w:abstractNumId w:val="63"/>
+  </w:num>
+  <w:num w:numId="162" w16cid:durableId="1991053837">
+    <w:abstractNumId w:val="75"/>
+  </w:num>
+  <w:num w:numId="163" w16cid:durableId="1787846930">
+    <w:abstractNumId w:val="52"/>
+  </w:num>
+  <w:num w:numId="164" w16cid:durableId="644118453">
+    <w:abstractNumId w:val="56"/>
+  </w:num>
+  <w:num w:numId="165" w16cid:durableId="1186752319">
     <w:abstractNumId w:val="37"/>
   </w:num>
-  <w:num w:numId="161" w16cid:durableId="576938472">
-    <w:abstractNumId w:val="61"/>
-  </w:num>
-  <w:num w:numId="162" w16cid:durableId="1991053837">
-    <w:abstractNumId w:val="72"/>
-  </w:num>
-  <w:num w:numId="163" w16cid:durableId="1787846930">
-    <w:abstractNumId w:val="50"/>
-  </w:num>
-  <w:num w:numId="164" w16cid:durableId="644118453">
-    <w:abstractNumId w:val="54"/>
-  </w:num>
-  <w:num w:numId="165" w16cid:durableId="1186752319">
-    <w:abstractNumId w:val="35"/>
-  </w:num>
   <w:num w:numId="166" w16cid:durableId="1546864730">
-    <w:abstractNumId w:val="77"/>
+    <w:abstractNumId w:val="80"/>
   </w:num>
   <w:num w:numId="167" w16cid:durableId="604849650">
-    <w:abstractNumId w:val="136"/>
+    <w:abstractNumId w:val="140"/>
   </w:num>
   <w:num w:numId="168" w16cid:durableId="1908883164">
     <w:abstractNumId w:val="25"/>
+  </w:num>
+  <w:num w:numId="169" w16cid:durableId="993408647">
+    <w:abstractNumId w:val="30"/>
+  </w:num>
+  <w:num w:numId="170" w16cid:durableId="602224202">
+    <w:abstractNumId w:val="139"/>
+  </w:num>
+  <w:num w:numId="171" w16cid:durableId="1146049802">
+    <w:abstractNumId w:val="70"/>
+  </w:num>
+  <w:num w:numId="172" w16cid:durableId="560098691">
+    <w:abstractNumId w:val="35"/>
   </w:num>
   <w:numIdMacAtCleanup w:val="164"/>
 </w:numbering>
@@ -29480,4 +29961,16 @@
     </a:ext>
   </a:extLst>
 </a:theme>
+</file>
+
+<file path=customXml/item1.xml><?xml version="1.0" encoding="utf-8"?>
+<b:Sources xmlns:b="http://schemas.openxmlformats.org/officeDocument/2006/bibliography" xmlns="http://schemas.openxmlformats.org/officeDocument/2006/bibliography" SelectedStyle="\APASixthEditionOfficeOnline.xsl" StyleName="APA" Version="6"/>
+</file>
+
+<file path=customXml/itemProps1.xml><?xml version="1.0" encoding="utf-8"?>
+<ds:datastoreItem xmlns:ds="http://schemas.openxmlformats.org/officeDocument/2006/customXml" ds:itemID="{57040958-D924-4EF3-821B-491BBFD0B2F8}">
+  <ds:schemaRefs>
+    <ds:schemaRef ds:uri="http://schemas.openxmlformats.org/officeDocument/2006/bibliography"/>
+  </ds:schemaRefs>
+</ds:datastoreItem>
 </file>